--- a/docs/Styleguide.docx
+++ b/docs/Styleguide.docx
@@ -1,52 +1,205 @@
 
 <file path=word/document.xml><?xml version="1.0" encoding="utf-8"?>
-<w:document xmlns:wpc="http://schemas.microsoft.com/office/word/2010/wordprocessingCanvas" xmlns:cx="http://schemas.microsoft.com/office/drawing/2014/chartex" xmlns:cx1="http://schemas.microsoft.com/office/drawing/2015/9/8/chartex" xmlns:cx2="http://schemas.microsoft.com/office/drawing/2015/10/21/chartex" xmlns:cx3="http://schemas.microsoft.com/office/drawing/2016/5/9/chartex" xmlns:cx4="http://schemas.microsoft.com/office/drawing/2016/5/10/chartex" xmlns:cx5="http://schemas.microsoft.com/office/drawing/2016/5/11/chartex" xmlns:cx6="http://schemas.microsoft.com/office/drawing/2016/5/12/chartex" xmlns:cx7="http://schemas.microsoft.com/office/drawing/2016/5/13/chartex" xmlns:cx8="http://schemas.microsoft.com/office/drawing/2016/5/14/chartex" xmlns:mc="http://schemas.openxmlformats.org/markup-compatibility/2006" xmlns:aink="http://schemas.microsoft.com/office/drawing/2016/ink" xmlns:am3d="http://schemas.microsoft.com/office/drawing/2017/model3d" xmlns:o="urn:schemas-microsoft-com:office:office" xmlns:r="http://schemas.openxmlformats.org/officeDocument/2006/relationships" xmlns:m="http://schemas.openxmlformats.org/officeDocument/2006/math" xmlns:v="urn:schemas-microsoft-com:vml" xmlns:wp14="http://schemas.microsoft.com/office/word/2010/wordprocessingDrawing" xmlns:wp="http://schemas.openxmlformats.org/drawingml/2006/wordprocessingDrawing" xmlns:w10="urn:schemas-microsoft-com:office:word" xmlns:w="http://schemas.openxmlformats.org/wordprocessingml/2006/main" xmlns:w14="http://schemas.microsoft.com/office/word/2010/wordml" xmlns:w15="http://schemas.microsoft.com/office/word/2012/wordml" xmlns:w16cid="http://schemas.microsoft.com/office/word/2016/wordml/cid" xmlns:w16se="http://schemas.microsoft.com/office/word/2015/wordml/symex" xmlns:wpg="http://schemas.microsoft.com/office/word/2010/wordprocessingGroup" xmlns:wpi="http://schemas.microsoft.com/office/word/2010/wordprocessingInk" xmlns:wne="http://schemas.microsoft.com/office/word/2006/wordml" xmlns:wps="http://schemas.microsoft.com/office/word/2010/wordprocessingShape" mc:Ignorable="w14 w15 w16se w16cid wp14">
+<w:document xmlns:o="urn:schemas-microsoft-com:office:office" xmlns:r="http://schemas.openxmlformats.org/officeDocument/2006/relationships" xmlns:v="urn:schemas-microsoft-com:vml" xmlns:w="http://schemas.openxmlformats.org/wordprocessingml/2006/main" xmlns:w10="urn:schemas-microsoft-com:office:word" xmlns:wp="http://schemas.openxmlformats.org/drawingml/2006/wordprocessingDrawing" xmlns:pic="http://schemas.openxmlformats.org/drawingml/2006/picture" xmlns:wps="http://schemas.microsoft.com/office/word/2010/wordprocessingShape" xmlns:wpg="http://schemas.microsoft.com/office/word/2010/wordprocessingGroup" xmlns:mc="http://schemas.openxmlformats.org/markup-compatibility/2006" xmlns:wp14="http://schemas.microsoft.com/office/word/2010/wordprocessingDrawing" xmlns:w14="http://schemas.microsoft.com/office/word/2010/wordml" xmlns:w15="http://schemas.microsoft.com/office/word/2012/wordml" mc:Ignorable="w14 wp14 w15">
   <w:body>
     <w:p>
-      <w:proofErr w:type="spellStart"/>
-      <w:r>
+      <w:pPr>
+        <w:pStyle w:val="Heading1"/>
+        <w:spacing w:before="240" w:after="120"/>
+        <w:rPr/>
+      </w:pPr>
+      <w:r>
+        <w:rPr/>
+        <w:t>DailyOS – Project Styleguide</w:t>
+      </w:r>
+    </w:p>
+    <w:p>
+      <w:pPr>
+        <w:pStyle w:val="BodyText"/>
+        <w:rPr/>
+      </w:pPr>
+      <w:r>
+        <w:rPr/>
+        <w:t>Version: 0.2 Letzte Änderung: 21.07.2026 Status: Aktiv</w:t>
+      </w:r>
+    </w:p>
+    <w:p>
+      <w:pPr>
+        <w:pStyle w:val="Heading2"/>
+        <w:rPr/>
+      </w:pPr>
+      <w:r>
+        <w:rPr/>
+        <w:t>Änderungen</w:t>
+      </w:r>
+    </w:p>
+    <w:p>
+      <w:pPr>
+        <w:pStyle w:val="Heading3"/>
+        <w:ind w:hanging="0" w:start="0"/>
+        <w:rPr/>
+      </w:pPr>
+      <w:r>
+        <w:rPr/>
+        <w:t>Version 0.2</w:t>
+      </w:r>
+    </w:p>
+    <w:p>
+      <w:pPr>
+        <w:pStyle w:val="BodyText"/>
+        <w:numPr>
+          <w:ilvl w:val="0"/>
+          <w:numId w:val="2"/>
+        </w:numPr>
+        <w:tabs>
+          <w:tab w:val="clear" w:pos="708"/>
+          <w:tab w:val="left" w:pos="0" w:leader="none"/>
+        </w:tabs>
+        <w:ind w:hanging="283" w:start="709"/>
+        <w:rPr/>
+      </w:pPr>
+      <w:r>
+        <w:rPr/>
+        <w:t>Modularchitektur ergänzt</w:t>
+      </w:r>
+    </w:p>
+    <w:p>
+      <w:pPr>
+        <w:pStyle w:val="BodyText"/>
+        <w:numPr>
+          <w:ilvl w:val="0"/>
+          <w:numId w:val="2"/>
+        </w:numPr>
+        <w:tabs>
+          <w:tab w:val="clear" w:pos="708"/>
+          <w:tab w:val="left" w:pos="0" w:leader="none"/>
+        </w:tabs>
+        <w:ind w:hanging="283" w:start="709"/>
+        <w:rPr/>
+      </w:pPr>
+      <w:r>
+        <w:rPr/>
+        <w:t>Dashboard-Regeln ergänzt</w:t>
+      </w:r>
+    </w:p>
+    <w:p>
+      <w:pPr>
+        <w:pStyle w:val="BodyText"/>
+        <w:numPr>
+          <w:ilvl w:val="0"/>
+          <w:numId w:val="2"/>
+        </w:numPr>
+        <w:tabs>
+          <w:tab w:val="clear" w:pos="708"/>
+          <w:tab w:val="left" w:pos="0" w:leader="none"/>
+        </w:tabs>
+        <w:ind w:hanging="283" w:start="709"/>
+        <w:rPr/>
+      </w:pPr>
+      <w:r>
+        <w:rPr/>
+        <w:t>CSS-Konventionen ergänzt</w:t>
+      </w:r>
+    </w:p>
+    <w:p>
+      <w:pPr>
+        <w:pStyle w:val="BodyText"/>
+        <w:rPr/>
+      </w:pPr>
+      <w:r>
+        <w:rPr/>
+      </w:r>
+    </w:p>
+    <w:p>
+      <w:pPr>
+        <w:pStyle w:val="Normal"/>
         <w:rPr>
           <w:b/>
         </w:rPr>
+      </w:pPr>
+      <w:r>
+        <w:rPr>
+          <w:b/>
+        </w:rPr>
+      </w:r>
+    </w:p>
+    <w:p>
+      <w:pPr>
+        <w:pStyle w:val="Normal"/>
+        <w:rPr/>
+      </w:pPr>
+      <w:r>
+        <w:rPr>
+          <w:b/>
+        </w:rPr>
         <w:t>Modulbezeichung</w:t>
       </w:r>
-      <w:proofErr w:type="spellEnd"/>
-      <w:r>
+      <w:r>
+        <w:rPr/>
         <w:t>:</w:t>
       </w:r>
     </w:p>
-    <w:p/>
-    <w:p>
-      <w:proofErr w:type="spellStart"/>
-      <w:r>
+    <w:p>
+      <w:pPr>
+        <w:pStyle w:val="Normal"/>
+        <w:rPr/>
+      </w:pPr>
+      <w:r>
+        <w:rPr/>
+      </w:r>
+    </w:p>
+    <w:p>
+      <w:pPr>
+        <w:pStyle w:val="Normal"/>
+        <w:rPr/>
+      </w:pPr>
+      <w:r>
+        <w:rPr/>
         <w:t>coffee</w:t>
       </w:r>
-      <w:proofErr w:type="spellEnd"/>
-    </w:p>
-    <w:p>
-      <w:proofErr w:type="spellStart"/>
-      <w:r>
+    </w:p>
+    <w:p>
+      <w:pPr>
+        <w:pStyle w:val="Normal"/>
+        <w:rPr/>
+      </w:pPr>
+      <w:r>
+        <w:rPr/>
         <w:t>bread</w:t>
       </w:r>
-      <w:proofErr w:type="spellEnd"/>
-    </w:p>
-    <w:p>
-      <w:proofErr w:type="spellStart"/>
-      <w:r>
+    </w:p>
+    <w:p>
+      <w:pPr>
+        <w:pStyle w:val="Normal"/>
+        <w:rPr/>
+      </w:pPr>
+      <w:r>
+        <w:rPr/>
         <w:t>calendar</w:t>
       </w:r>
-      <w:proofErr w:type="spellEnd"/>
-    </w:p>
-    <w:p>
-      <w:proofErr w:type="spellStart"/>
-      <w:r>
+    </w:p>
+    <w:p>
+      <w:pPr>
+        <w:pStyle w:val="Normal"/>
+        <w:rPr/>
+      </w:pPr>
+      <w:r>
+        <w:rPr/>
         <w:t>worktime</w:t>
       </w:r>
-      <w:proofErr w:type="spellEnd"/>
-    </w:p>
-    <w:p/>
-    <w:p>
-      <w:pPr>
+    </w:p>
+    <w:p>
+      <w:pPr>
+        <w:pStyle w:val="Normal"/>
+        <w:rPr/>
+      </w:pPr>
+      <w:r>
+        <w:rPr/>
+      </w:r>
+    </w:p>
+    <w:p>
+      <w:pPr>
+        <w:pStyle w:val="Normal"/>
         <w:rPr>
           <w:b/>
         </w:rPr>
@@ -58,60 +211,67 @@
         <w:t>Funktionen</w:t>
       </w:r>
     </w:p>
-    <w:p/>
-    <w:p>
-      <w:proofErr w:type="gramStart"/>
-      <w:r>
-        <w:t>open(</w:t>
-      </w:r>
-      <w:proofErr w:type="gramEnd"/>
-      <w:r>
-        <w:t>)</w:t>
-      </w:r>
-    </w:p>
-    <w:p>
-      <w:proofErr w:type="spellStart"/>
-      <w:proofErr w:type="gramStart"/>
-      <w:r>
-        <w:t>render</w:t>
-      </w:r>
-      <w:proofErr w:type="spellEnd"/>
-      <w:r>
-        <w:t>(</w:t>
-      </w:r>
-      <w:proofErr w:type="gramEnd"/>
-      <w:r>
-        <w:t>)</w:t>
-      </w:r>
-    </w:p>
-    <w:p>
-      <w:proofErr w:type="gramStart"/>
-      <w:r>
-        <w:t>save(</w:t>
-      </w:r>
-      <w:proofErr w:type="gramEnd"/>
-      <w:r>
-        <w:t>)</w:t>
-      </w:r>
-    </w:p>
-    <w:p>
-      <w:proofErr w:type="spellStart"/>
-      <w:proofErr w:type="gramStart"/>
-      <w:r>
-        <w:t>load</w:t>
-      </w:r>
-      <w:proofErr w:type="spellEnd"/>
-      <w:r>
-        <w:t>(</w:t>
-      </w:r>
-      <w:proofErr w:type="gramEnd"/>
-      <w:r>
-        <w:t>)</w:t>
-      </w:r>
-    </w:p>
-    <w:p/>
-    <w:p>
-      <w:pPr>
+    <w:p>
+      <w:pPr>
+        <w:pStyle w:val="Normal"/>
+        <w:rPr/>
+      </w:pPr>
+      <w:r>
+        <w:rPr/>
+      </w:r>
+    </w:p>
+    <w:p>
+      <w:pPr>
+        <w:pStyle w:val="Normal"/>
+        <w:rPr/>
+      </w:pPr>
+      <w:r>
+        <w:rPr/>
+        <w:t>open()</w:t>
+      </w:r>
+    </w:p>
+    <w:p>
+      <w:pPr>
+        <w:pStyle w:val="Normal"/>
+        <w:rPr/>
+      </w:pPr>
+      <w:r>
+        <w:rPr/>
+        <w:t>render()</w:t>
+      </w:r>
+    </w:p>
+    <w:p>
+      <w:pPr>
+        <w:pStyle w:val="Normal"/>
+        <w:rPr/>
+      </w:pPr>
+      <w:r>
+        <w:rPr/>
+        <w:t>save()</w:t>
+      </w:r>
+    </w:p>
+    <w:p>
+      <w:pPr>
+        <w:pStyle w:val="Normal"/>
+        <w:rPr/>
+      </w:pPr>
+      <w:r>
+        <w:rPr/>
+        <w:t>load()</w:t>
+      </w:r>
+    </w:p>
+    <w:p>
+      <w:pPr>
+        <w:pStyle w:val="Normal"/>
+        <w:rPr/>
+      </w:pPr>
+      <w:r>
+        <w:rPr/>
+      </w:r>
+    </w:p>
+    <w:p>
+      <w:pPr>
+        <w:pStyle w:val="Normal"/>
         <w:rPr>
           <w:b/>
         </w:rPr>
@@ -123,53 +283,84 @@
         <w:t>Dateien</w:t>
       </w:r>
     </w:p>
-    <w:p/>
-    <w:p>
-      <w:pPr>
-        <w:pStyle w:val="StandardWeb"/>
-      </w:pPr>
-      <w:r>
+    <w:p>
+      <w:pPr>
+        <w:pStyle w:val="Normal"/>
+        <w:rPr/>
+      </w:pPr>
+      <w:r>
+        <w:rPr/>
+      </w:r>
+    </w:p>
+    <w:p>
+      <w:pPr>
+        <w:pStyle w:val="NormalWeb"/>
+        <w:spacing w:before="280" w:after="280"/>
+        <w:rPr/>
+      </w:pPr>
+      <w:r>
+        <w:rPr/>
         <w:t>Immer klein halten.</w:t>
       </w:r>
     </w:p>
     <w:p>
       <w:pPr>
-        <w:pStyle w:val="StandardWeb"/>
-      </w:pPr>
-      <w:r>
+        <w:pStyle w:val="NormalWeb"/>
+        <w:spacing w:before="280" w:after="280"/>
+        <w:rPr/>
+      </w:pPr>
+      <w:r>
+        <w:rPr/>
         <w:t>Ich würde sogar versuchen:</w:t>
       </w:r>
     </w:p>
     <w:p>
       <w:pPr>
-        <w:pStyle w:val="StandardWeb"/>
-      </w:pPr>
-      <w:r>
-        <w:rPr>
-          <w:rStyle w:val="Fett"/>
+        <w:pStyle w:val="NormalWeb"/>
+        <w:spacing w:before="280" w:after="280"/>
+        <w:rPr/>
+      </w:pPr>
+      <w:r>
+        <w:rPr>
+          <w:rStyle w:val="Strong"/>
         </w:rPr>
         <w:t>Eine Datei sollte möglichst unter 250 Zeilen bleiben.</w:t>
       </w:r>
     </w:p>
     <w:p>
       <w:pPr>
-        <w:pStyle w:val="StandardWeb"/>
-      </w:pPr>
-      <w:r>
+        <w:pStyle w:val="NormalWeb"/>
+        <w:spacing w:before="280" w:after="280"/>
+        <w:rPr/>
+      </w:pPr>
+      <w:r>
+        <w:rPr/>
         <w:t>Nicht weil JavaScript das verlangt.</w:t>
       </w:r>
     </w:p>
     <w:p>
       <w:pPr>
-        <w:pStyle w:val="StandardWeb"/>
-      </w:pPr>
-      <w:r>
+        <w:pStyle w:val="NormalWeb"/>
+        <w:spacing w:before="280" w:after="280"/>
+        <w:rPr/>
+      </w:pPr>
+      <w:r>
+        <w:rPr/>
         <w:t>Sondern weil es angenehmer zu lesen ist.</w:t>
       </w:r>
     </w:p>
-    <w:p/>
-    <w:p>
-      <w:pPr>
+    <w:p>
+      <w:pPr>
+        <w:pStyle w:val="Normal"/>
+        <w:rPr/>
+      </w:pPr>
+      <w:r>
+        <w:rPr/>
+      </w:r>
+    </w:p>
+    <w:p>
+      <w:pPr>
+        <w:pStyle w:val="Normal"/>
         <w:rPr>
           <w:b/>
         </w:rPr>
@@ -181,12 +372,21 @@
         <w:t>Kommentare</w:t>
       </w:r>
     </w:p>
-    <w:p/>
-    <w:p>
-      <w:pPr>
-        <w:spacing w:before="100" w:beforeAutospacing="1" w:after="100" w:afterAutospacing="1" w:line="240" w:lineRule="auto"/>
-        <w:rPr>
-          <w:rFonts w:ascii="Times New Roman" w:eastAsia="Times New Roman" w:hAnsi="Times New Roman" w:cs="Times New Roman"/>
+    <w:p>
+      <w:pPr>
+        <w:pStyle w:val="Normal"/>
+        <w:rPr/>
+      </w:pPr>
+      <w:r>
+        <w:rPr/>
+      </w:r>
+    </w:p>
+    <w:p>
+      <w:pPr>
+        <w:pStyle w:val="Normal"/>
+        <w:spacing w:lineRule="auto" w:line="240" w:beforeAutospacing="1" w:afterAutospacing="1"/>
+        <w:rPr>
+          <w:rFonts w:ascii="Times New Roman" w:hAnsi="Times New Roman" w:eastAsia="Times New Roman" w:cs="Times New Roman"/>
           <w:sz w:val="24"/>
           <w:szCs w:val="24"/>
           <w:lang w:eastAsia="de-DE"/>
@@ -194,7 +394,7 @@
       </w:pPr>
       <w:r>
         <w:rPr>
-          <w:rFonts w:ascii="Times New Roman" w:eastAsia="Times New Roman" w:hAnsi="Times New Roman" w:cs="Times New Roman"/>
+          <w:rFonts w:eastAsia="Times New Roman" w:cs="Times New Roman" w:ascii="Times New Roman" w:hAnsi="Times New Roman"/>
           <w:sz w:val="24"/>
           <w:szCs w:val="24"/>
           <w:lang w:eastAsia="de-DE"/>
@@ -204,27 +404,29 @@
     </w:p>
     <w:p>
       <w:pPr>
+        <w:pStyle w:val="Normal"/>
         <w:tabs>
-          <w:tab w:val="left" w:pos="916"/>
-          <w:tab w:val="left" w:pos="1832"/>
-          <w:tab w:val="left" w:pos="2748"/>
-          <w:tab w:val="left" w:pos="3664"/>
-          <w:tab w:val="left" w:pos="4580"/>
-          <w:tab w:val="left" w:pos="5496"/>
-          <w:tab w:val="left" w:pos="6412"/>
-          <w:tab w:val="left" w:pos="7328"/>
-          <w:tab w:val="left" w:pos="8244"/>
-          <w:tab w:val="left" w:pos="9160"/>
-          <w:tab w:val="left" w:pos="10076"/>
-          <w:tab w:val="left" w:pos="10992"/>
-          <w:tab w:val="left" w:pos="11908"/>
-          <w:tab w:val="left" w:pos="12824"/>
-          <w:tab w:val="left" w:pos="13740"/>
-          <w:tab w:val="left" w:pos="14656"/>
+          <w:tab w:val="clear" w:pos="708"/>
+          <w:tab w:val="left" w:pos="916" w:leader="none"/>
+          <w:tab w:val="left" w:pos="1832" w:leader="none"/>
+          <w:tab w:val="left" w:pos="2748" w:leader="none"/>
+          <w:tab w:val="left" w:pos="3664" w:leader="none"/>
+          <w:tab w:val="left" w:pos="4580" w:leader="none"/>
+          <w:tab w:val="left" w:pos="5496" w:leader="none"/>
+          <w:tab w:val="left" w:pos="6412" w:leader="none"/>
+          <w:tab w:val="left" w:pos="7328" w:leader="none"/>
+          <w:tab w:val="left" w:pos="8244" w:leader="none"/>
+          <w:tab w:val="left" w:pos="9160" w:leader="none"/>
+          <w:tab w:val="left" w:pos="10076" w:leader="none"/>
+          <w:tab w:val="left" w:pos="10992" w:leader="none"/>
+          <w:tab w:val="left" w:pos="11908" w:leader="none"/>
+          <w:tab w:val="left" w:pos="12824" w:leader="none"/>
+          <w:tab w:val="left" w:pos="13740" w:leader="none"/>
+          <w:tab w:val="left" w:pos="14656" w:leader="none"/>
         </w:tabs>
-        <w:spacing w:after="0" w:line="240" w:lineRule="auto"/>
-        <w:rPr>
-          <w:rFonts w:ascii="Courier New" w:eastAsia="Times New Roman" w:hAnsi="Courier New" w:cs="Courier New"/>
+        <w:spacing w:lineRule="auto" w:line="240" w:before="0" w:after="0"/>
+        <w:rPr>
+          <w:rFonts w:ascii="Courier New" w:hAnsi="Courier New" w:eastAsia="Times New Roman" w:cs="Courier New"/>
           <w:sz w:val="20"/>
           <w:szCs w:val="20"/>
           <w:lang w:eastAsia="de-DE"/>
@@ -232,7 +434,7 @@
       </w:pPr>
       <w:r>
         <w:rPr>
-          <w:rFonts w:ascii="Courier New" w:eastAsia="Times New Roman" w:hAnsi="Courier New" w:cs="Courier New"/>
+          <w:rFonts w:eastAsia="Times New Roman" w:cs="Courier New" w:ascii="Courier New" w:hAnsi="Courier New"/>
           <w:sz w:val="20"/>
           <w:szCs w:val="20"/>
           <w:lang w:eastAsia="de-DE"/>
@@ -242,9 +444,10 @@
     </w:p>
     <w:p>
       <w:pPr>
-        <w:spacing w:before="100" w:beforeAutospacing="1" w:after="100" w:afterAutospacing="1" w:line="240" w:lineRule="auto"/>
-        <w:rPr>
-          <w:rFonts w:ascii="Times New Roman" w:eastAsia="Times New Roman" w:hAnsi="Times New Roman" w:cs="Times New Roman"/>
+        <w:pStyle w:val="Normal"/>
+        <w:spacing w:lineRule="auto" w:line="240" w:beforeAutospacing="1" w:afterAutospacing="1"/>
+        <w:rPr>
+          <w:rFonts w:ascii="Times New Roman" w:hAnsi="Times New Roman" w:eastAsia="Times New Roman" w:cs="Times New Roman"/>
           <w:sz w:val="24"/>
           <w:szCs w:val="24"/>
           <w:lang w:eastAsia="de-DE"/>
@@ -252,7 +455,7 @@
       </w:pPr>
       <w:r>
         <w:rPr>
-          <w:rFonts w:ascii="Times New Roman" w:eastAsia="Times New Roman" w:hAnsi="Times New Roman" w:cs="Times New Roman"/>
+          <w:rFonts w:eastAsia="Times New Roman" w:cs="Times New Roman" w:ascii="Times New Roman" w:hAnsi="Times New Roman"/>
           <w:sz w:val="24"/>
           <w:szCs w:val="24"/>
           <w:lang w:eastAsia="de-DE"/>
@@ -262,27 +465,29 @@
     </w:p>
     <w:p>
       <w:pPr>
+        <w:pStyle w:val="Normal"/>
         <w:tabs>
-          <w:tab w:val="left" w:pos="916"/>
-          <w:tab w:val="left" w:pos="1832"/>
-          <w:tab w:val="left" w:pos="2748"/>
-          <w:tab w:val="left" w:pos="3664"/>
-          <w:tab w:val="left" w:pos="4580"/>
-          <w:tab w:val="left" w:pos="5496"/>
-          <w:tab w:val="left" w:pos="6412"/>
-          <w:tab w:val="left" w:pos="7328"/>
-          <w:tab w:val="left" w:pos="8244"/>
-          <w:tab w:val="left" w:pos="9160"/>
-          <w:tab w:val="left" w:pos="10076"/>
-          <w:tab w:val="left" w:pos="10992"/>
-          <w:tab w:val="left" w:pos="11908"/>
-          <w:tab w:val="left" w:pos="12824"/>
-          <w:tab w:val="left" w:pos="13740"/>
-          <w:tab w:val="left" w:pos="14656"/>
+          <w:tab w:val="clear" w:pos="708"/>
+          <w:tab w:val="left" w:pos="916" w:leader="none"/>
+          <w:tab w:val="left" w:pos="1832" w:leader="none"/>
+          <w:tab w:val="left" w:pos="2748" w:leader="none"/>
+          <w:tab w:val="left" w:pos="3664" w:leader="none"/>
+          <w:tab w:val="left" w:pos="4580" w:leader="none"/>
+          <w:tab w:val="left" w:pos="5496" w:leader="none"/>
+          <w:tab w:val="left" w:pos="6412" w:leader="none"/>
+          <w:tab w:val="left" w:pos="7328" w:leader="none"/>
+          <w:tab w:val="left" w:pos="8244" w:leader="none"/>
+          <w:tab w:val="left" w:pos="9160" w:leader="none"/>
+          <w:tab w:val="left" w:pos="10076" w:leader="none"/>
+          <w:tab w:val="left" w:pos="10992" w:leader="none"/>
+          <w:tab w:val="left" w:pos="11908" w:leader="none"/>
+          <w:tab w:val="left" w:pos="12824" w:leader="none"/>
+          <w:tab w:val="left" w:pos="13740" w:leader="none"/>
+          <w:tab w:val="left" w:pos="14656" w:leader="none"/>
         </w:tabs>
-        <w:spacing w:after="0" w:line="240" w:lineRule="auto"/>
-        <w:rPr>
-          <w:rFonts w:ascii="Courier New" w:eastAsia="Times New Roman" w:hAnsi="Courier New" w:cs="Courier New"/>
+        <w:spacing w:lineRule="auto" w:line="240" w:before="0" w:after="0"/>
+        <w:rPr>
+          <w:rFonts w:ascii="Courier New" w:hAnsi="Courier New" w:eastAsia="Times New Roman" w:cs="Courier New"/>
           <w:sz w:val="20"/>
           <w:szCs w:val="20"/>
           <w:lang w:eastAsia="de-DE"/>
@@ -290,7 +495,7 @@
       </w:pPr>
       <w:r>
         <w:rPr>
-          <w:rFonts w:ascii="Courier New" w:eastAsia="Times New Roman" w:hAnsi="Courier New" w:cs="Courier New"/>
+          <w:rFonts w:eastAsia="Times New Roman" w:cs="Courier New" w:ascii="Courier New" w:hAnsi="Courier New"/>
           <w:sz w:val="20"/>
           <w:szCs w:val="20"/>
           <w:lang w:eastAsia="de-DE"/>
@@ -300,9 +505,10 @@
     </w:p>
     <w:p>
       <w:pPr>
-        <w:spacing w:before="100" w:beforeAutospacing="1" w:after="100" w:afterAutospacing="1" w:line="240" w:lineRule="auto"/>
-        <w:rPr>
-          <w:rFonts w:ascii="Times New Roman" w:eastAsia="Times New Roman" w:hAnsi="Times New Roman" w:cs="Times New Roman"/>
+        <w:pStyle w:val="Normal"/>
+        <w:spacing w:lineRule="auto" w:line="240" w:beforeAutospacing="1" w:afterAutospacing="1"/>
+        <w:rPr>
+          <w:rFonts w:ascii="Times New Roman" w:hAnsi="Times New Roman" w:eastAsia="Times New Roman" w:cs="Times New Roman"/>
           <w:sz w:val="24"/>
           <w:szCs w:val="24"/>
           <w:lang w:eastAsia="de-DE"/>
@@ -310,7 +516,7 @@
       </w:pPr>
       <w:r>
         <w:rPr>
-          <w:rFonts w:ascii="Times New Roman" w:eastAsia="Times New Roman" w:hAnsi="Times New Roman" w:cs="Times New Roman"/>
+          <w:rFonts w:eastAsia="Times New Roman" w:cs="Times New Roman" w:ascii="Times New Roman" w:hAnsi="Times New Roman"/>
           <w:sz w:val="24"/>
           <w:szCs w:val="24"/>
           <w:lang w:eastAsia="de-DE"/>
@@ -319,7 +525,7 @@
       </w:r>
       <w:r>
         <w:rPr>
-          <w:rFonts w:ascii="Times New Roman" w:eastAsia="Times New Roman" w:hAnsi="Times New Roman" w:cs="Times New Roman"/>
+          <w:rFonts w:eastAsia="Times New Roman" w:cs="Times New Roman" w:ascii="Times New Roman" w:hAnsi="Times New Roman"/>
           <w:b/>
           <w:bCs/>
           <w:sz w:val="24"/>
@@ -330,7 +536,7 @@
       </w:r>
       <w:r>
         <w:rPr>
-          <w:rFonts w:ascii="Times New Roman" w:eastAsia="Times New Roman" w:hAnsi="Times New Roman" w:cs="Times New Roman"/>
+          <w:rFonts w:eastAsia="Times New Roman" w:cs="Times New Roman" w:ascii="Times New Roman" w:hAnsi="Times New Roman"/>
           <w:sz w:val="24"/>
           <w:szCs w:val="24"/>
           <w:lang w:eastAsia="de-DE"/>
@@ -339,7 +545,7 @@
       </w:r>
       <w:r>
         <w:rPr>
-          <w:rFonts w:ascii="Times New Roman" w:eastAsia="Times New Roman" w:hAnsi="Times New Roman" w:cs="Times New Roman"/>
+          <w:rFonts w:eastAsia="Times New Roman" w:cs="Times New Roman" w:ascii="Times New Roman" w:hAnsi="Times New Roman"/>
           <w:b/>
           <w:bCs/>
           <w:sz w:val="24"/>
@@ -350,7 +556,7 @@
       </w:r>
       <w:r>
         <w:rPr>
-          <w:rFonts w:ascii="Times New Roman" w:eastAsia="Times New Roman" w:hAnsi="Times New Roman" w:cs="Times New Roman"/>
+          <w:rFonts w:eastAsia="Times New Roman" w:cs="Times New Roman" w:ascii="Times New Roman" w:hAnsi="Times New Roman"/>
           <w:sz w:val="24"/>
           <w:szCs w:val="24"/>
           <w:lang w:eastAsia="de-DE"/>
@@ -359,25 +565,3443 @@
       </w:r>
     </w:p>
     <w:p>
-      <w:bookmarkStart w:id="0" w:name="_GoBack"/>
+      <w:pPr>
+        <w:pStyle w:val="Heading1"/>
+        <w:spacing w:before="0" w:after="160"/>
+        <w:rPr/>
+      </w:pPr>
+      <w:r>
+        <w:rPr/>
+        <w:t>1. Projektphilosophie</w:t>
+      </w:r>
+    </w:p>
+    <w:p>
+      <w:pPr>
+        <w:pStyle w:val="BodyText"/>
+        <w:spacing w:lineRule="auto" w:line="259" w:before="0" w:after="160"/>
+        <w:rPr/>
+      </w:pPr>
+      <w:r>
+        <w:rPr/>
+        <w:t>Das ist für mich fast das wichtigste Kapitel.</w:t>
+      </w:r>
+    </w:p>
+    <w:p>
+      <w:pPr>
+        <w:sectPr>
+          <w:type w:val="nextPage"/>
+          <w:pgSz w:w="11906" w:h="16838"/>
+          <w:pgMar w:left="1417" w:right="1417" w:gutter="0" w:header="0" w:top="1417" w:footer="0" w:bottom="1134"/>
+          <w:pgNumType w:fmt="decimal"/>
+          <w:formProt w:val="false"/>
+          <w:textDirection w:val="lrTb"/>
+          <w:docGrid w:type="default" w:linePitch="360" w:charSpace="0"/>
+        </w:sectPr>
+      </w:pPr>
+    </w:p>
+    <w:p>
+      <w:pPr>
+        <w:pStyle w:val="VorformatierterTextuser"/>
+        <w:spacing w:before="0" w:after="160"/>
+        <w:ind w:hanging="0" w:start="0" w:end="0"/>
+        <w:rPr/>
+      </w:pPr>
+      <w:r>
+        <w:rPr>
+          <w:rStyle w:val="Quelltextuser"/>
+        </w:rPr>
+        <w:t>DailyOS ist kein Tutorialprojekt.</w:t>
+      </w:r>
+    </w:p>
+    <w:p>
+      <w:pPr>
+        <w:pStyle w:val="VorformatierterTextuser"/>
+        <w:spacing w:before="0" w:after="160"/>
+        <w:rPr/>
+      </w:pPr>
+      <w:r>
+        <w:rPr/>
+      </w:r>
+    </w:p>
+    <w:p>
+      <w:pPr>
+        <w:pStyle w:val="VorformatierterTextuser"/>
+        <w:spacing w:before="0" w:after="160"/>
+        <w:rPr/>
+      </w:pPr>
+      <w:r>
+        <w:rPr>
+          <w:rStyle w:val="Quelltextuser"/>
+        </w:rPr>
+        <w:t>DailyOS ist eine persönliche Webanwendung,</w:t>
+      </w:r>
+    </w:p>
+    <w:p>
+      <w:pPr>
+        <w:pStyle w:val="VorformatierterTextuser"/>
+        <w:spacing w:before="0" w:after="160"/>
+        <w:rPr/>
+      </w:pPr>
+      <w:r>
+        <w:rPr>
+          <w:rStyle w:val="Quelltextuser"/>
+        </w:rPr>
+        <w:t>die über viele Jahre wachsen soll.</w:t>
+      </w:r>
+    </w:p>
+    <w:p>
+      <w:pPr>
+        <w:pStyle w:val="VorformatierterTextuser"/>
+        <w:spacing w:before="0" w:after="160"/>
+        <w:rPr/>
+      </w:pPr>
+      <w:r>
+        <w:rPr/>
+      </w:r>
+    </w:p>
+    <w:p>
+      <w:pPr>
+        <w:pStyle w:val="VorformatierterTextuser"/>
+        <w:spacing w:before="0" w:after="160"/>
+        <w:rPr/>
+      </w:pPr>
+      <w:r>
+        <w:rPr>
+          <w:rStyle w:val="Quelltextuser"/>
+        </w:rPr>
+        <w:t>Neue Funktionen werden als eigenständige Module</w:t>
+      </w:r>
+    </w:p>
+    <w:p>
+      <w:pPr>
+        <w:pStyle w:val="VorformatierterTextuser"/>
+        <w:spacing w:before="0" w:after="160"/>
+        <w:rPr/>
+      </w:pPr>
+      <w:r>
+        <w:rPr>
+          <w:rStyle w:val="Quelltextuser"/>
+        </w:rPr>
+        <w:t>entwickelt.</w:t>
+      </w:r>
+    </w:p>
+    <w:p>
+      <w:pPr>
+        <w:pStyle w:val="VorformatierterTextuser"/>
+        <w:spacing w:before="0" w:after="160"/>
+        <w:rPr/>
+      </w:pPr>
+      <w:r>
+        <w:rPr/>
+      </w:r>
+    </w:p>
+    <w:p>
+      <w:pPr>
+        <w:pStyle w:val="VorformatierterTextuser"/>
+        <w:spacing w:before="0" w:after="160"/>
+        <w:rPr/>
+      </w:pPr>
+      <w:r>
+        <w:rPr>
+          <w:rStyle w:val="Quelltextuser"/>
+        </w:rPr>
+        <w:t>Die Architektur soll einfach, verständlich und</w:t>
+      </w:r>
+    </w:p>
+    <w:p>
+      <w:pPr>
+        <w:pStyle w:val="VorformatierterTextuser"/>
+        <w:spacing w:before="0" w:after="160"/>
+        <w:rPr/>
+      </w:pPr>
+      <w:r>
+        <w:rPr>
+          <w:rStyle w:val="Quelltextuser"/>
+        </w:rPr>
+        <w:t>erweiterbar bleiben.</w:t>
+      </w:r>
+    </w:p>
+    <w:p>
+      <w:pPr>
+        <w:pStyle w:val="VorformatierterTextuser"/>
+        <w:spacing w:before="0" w:after="160"/>
+        <w:rPr/>
+      </w:pPr>
+      <w:r>
+        <w:rPr/>
+      </w:r>
+    </w:p>
+    <w:p>
+      <w:pPr>
+        <w:pStyle w:val="VorformatierterTextuser"/>
+        <w:spacing w:before="0" w:after="160"/>
+        <w:rPr/>
+      </w:pPr>
+      <w:r>
+        <w:rPr>
+          <w:rStyle w:val="Quelltextuser"/>
+        </w:rPr>
+        <w:t>Lesbarkeit ist wichtiger als möglichst kurzer Code.</w:t>
+      </w:r>
+    </w:p>
+    <w:p>
+      <w:pPr>
+        <w:sectPr>
+          <w:type w:val="continuous"/>
+          <w:pgSz w:w="11906" w:h="16838"/>
+          <w:pgMar w:left="1417" w:right="1417" w:gutter="0" w:header="0" w:top="1417" w:footer="0" w:bottom="1134"/>
+          <w:formProt w:val="false"/>
+          <w:textDirection w:val="lrTb"/>
+          <w:docGrid w:type="default" w:linePitch="360" w:charSpace="0"/>
+        </w:sectPr>
+      </w:pPr>
+    </w:p>
+    <w:p>
+      <w:pPr>
+        <w:pStyle w:val="BodyText"/>
+        <w:spacing w:lineRule="auto" w:line="259" w:before="0" w:after="160"/>
+        <w:rPr/>
+      </w:pPr>
+      <w:r>
+        <w:rPr/>
+        <w:t>Das beschreibt ziemlich genau das, was wir bisher machen.</w:t>
+      </w:r>
+    </w:p>
+    <w:p>
+      <w:pPr>
+        <w:pStyle w:val="Normal"/>
+        <w:rPr/>
+      </w:pPr>
+      <w:r>
+        <w:rPr/>
+      </w:r>
+    </w:p>
+    <w:p>
+      <w:pPr>
+        <w:pStyle w:val="Heading1"/>
+        <w:spacing w:before="0" w:after="160"/>
+        <w:rPr/>
+      </w:pPr>
+      <w:r>
+        <w:rPr/>
+        <w:t>2. Ordnerstruktur</w:t>
+      </w:r>
+    </w:p>
+    <w:p>
+      <w:pPr>
+        <w:sectPr>
+          <w:type w:val="continuous"/>
+          <w:pgSz w:w="11906" w:h="16838"/>
+          <w:pgMar w:left="1417" w:right="1417" w:gutter="0" w:header="0" w:top="1417" w:footer="0" w:bottom="1134"/>
+          <w:formProt w:val="false"/>
+          <w:textDirection w:val="lrTb"/>
+          <w:docGrid w:type="default" w:linePitch="360" w:charSpace="0"/>
+        </w:sectPr>
+      </w:pPr>
+    </w:p>
+    <w:p>
+      <w:pPr>
+        <w:pStyle w:val="VorformatierterTextuser"/>
+        <w:spacing w:before="0" w:after="160"/>
+        <w:ind w:hanging="0" w:start="0" w:end="0"/>
+        <w:rPr/>
+      </w:pPr>
+      <w:bookmarkStart w:id="0" w:name="code-block-viewer"/>
       <w:bookmarkEnd w:id="0"/>
+      <w:r>
+        <w:rPr>
+          <w:rStyle w:val="Quelltextuser"/>
+        </w:rPr>
+        <w:t>src/</w:t>
+      </w:r>
+    </w:p>
+    <w:p>
+      <w:pPr>
+        <w:pStyle w:val="VorformatierterTextuser"/>
+        <w:spacing w:before="0" w:after="160"/>
+        <w:rPr/>
+      </w:pPr>
+      <w:r>
+        <w:rPr/>
+      </w:r>
+    </w:p>
+    <w:p>
+      <w:pPr>
+        <w:pStyle w:val="VorformatierterTextuser"/>
+        <w:spacing w:before="0" w:after="160"/>
+        <w:rPr/>
+      </w:pPr>
+      <w:r>
+        <w:rPr>
+          <w:rStyle w:val="Quelltextuser"/>
+        </w:rPr>
+        <w:t>assets/</w:t>
+      </w:r>
+    </w:p>
+    <w:p>
+      <w:pPr>
+        <w:pStyle w:val="VorformatierterTextuser"/>
+        <w:spacing w:before="0" w:after="160"/>
+        <w:rPr/>
+      </w:pPr>
+      <w:r>
+        <w:rPr>
+          <w:rStyle w:val="Quelltextuser"/>
+        </w:rPr>
+        <w:t>│</w:t>
+      </w:r>
+    </w:p>
+    <w:p>
+      <w:pPr>
+        <w:pStyle w:val="VorformatierterTextuser"/>
+        <w:spacing w:before="0" w:after="160"/>
+        <w:rPr/>
+      </w:pPr>
+      <w:r>
+        <w:rPr>
+          <w:rStyle w:val="Quelltextuser"/>
+        </w:rPr>
+        <w:t xml:space="preserve">├── </w:t>
+      </w:r>
+      <w:r>
+        <w:rPr>
+          <w:rStyle w:val="Quelltextuser"/>
+        </w:rPr>
+        <w:t>icons/</w:t>
+      </w:r>
+    </w:p>
+    <w:p>
+      <w:pPr>
+        <w:pStyle w:val="VorformatierterTextuser"/>
+        <w:spacing w:before="0" w:after="160"/>
+        <w:rPr/>
+      </w:pPr>
+      <w:r>
+        <w:rPr>
+          <w:rStyle w:val="Quelltextuser"/>
+        </w:rPr>
+        <w:t xml:space="preserve">├── </w:t>
+      </w:r>
+      <w:r>
+        <w:rPr>
+          <w:rStyle w:val="Quelltextuser"/>
+        </w:rPr>
+        <w:t>images/</w:t>
+      </w:r>
+    </w:p>
+    <w:p>
+      <w:pPr>
+        <w:pStyle w:val="VorformatierterTextuser"/>
+        <w:spacing w:before="0" w:after="160"/>
+        <w:rPr/>
+      </w:pPr>
+      <w:r>
+        <w:rPr>
+          <w:rStyle w:val="Quelltextuser"/>
+        </w:rPr>
+        <w:t xml:space="preserve">└── </w:t>
+      </w:r>
+      <w:r>
+        <w:rPr>
+          <w:rStyle w:val="Quelltextuser"/>
+        </w:rPr>
+        <w:t>fonts/</w:t>
+      </w:r>
+    </w:p>
+    <w:p>
+      <w:pPr>
+        <w:pStyle w:val="VorformatierterTextuser"/>
+        <w:spacing w:before="0" w:after="160"/>
+        <w:rPr/>
+      </w:pPr>
+      <w:r>
+        <w:rPr/>
+      </w:r>
+    </w:p>
+    <w:p>
+      <w:pPr>
+        <w:pStyle w:val="VorformatierterTextuser"/>
+        <w:spacing w:before="0" w:after="160"/>
+        <w:rPr/>
+      </w:pPr>
+      <w:r>
+        <w:rPr>
+          <w:rStyle w:val="Quelltextuser"/>
+        </w:rPr>
+        <w:t>components/</w:t>
+      </w:r>
+    </w:p>
+    <w:p>
+      <w:pPr>
+        <w:pStyle w:val="VorformatierterTextuser"/>
+        <w:spacing w:before="0" w:after="160"/>
+        <w:rPr/>
+      </w:pPr>
+      <w:r>
+        <w:rPr>
+          <w:rStyle w:val="Quelltextuser"/>
+        </w:rPr>
+        <w:t>│</w:t>
+      </w:r>
+    </w:p>
+    <w:p>
+      <w:pPr>
+        <w:pStyle w:val="VorformatierterTextuser"/>
+        <w:spacing w:before="0" w:after="160"/>
+        <w:rPr/>
+      </w:pPr>
+      <w:r>
+        <w:rPr>
+          <w:rStyle w:val="Quelltextuser"/>
+        </w:rPr>
+        <w:t xml:space="preserve">├── </w:t>
+      </w:r>
+      <w:r>
+        <w:rPr>
+          <w:rStyle w:val="Quelltextuser"/>
+        </w:rPr>
+        <w:t>dashboard.js</w:t>
+      </w:r>
+    </w:p>
+    <w:p>
+      <w:pPr>
+        <w:pStyle w:val="VorformatierterTextuser"/>
+        <w:spacing w:before="0" w:after="160"/>
+        <w:rPr/>
+      </w:pPr>
+      <w:r>
+        <w:rPr>
+          <w:rStyle w:val="Quelltextuser"/>
+        </w:rPr>
+        <w:t xml:space="preserve">├── </w:t>
+      </w:r>
+      <w:r>
+        <w:rPr>
+          <w:rStyle w:val="Quelltextuser"/>
+        </w:rPr>
+        <w:t>tile.js</w:t>
+      </w:r>
+    </w:p>
+    <w:p>
+      <w:pPr>
+        <w:pStyle w:val="VorformatierterTextuser"/>
+        <w:spacing w:before="0" w:after="160"/>
+        <w:rPr/>
+      </w:pPr>
+      <w:r>
+        <w:rPr>
+          <w:rStyle w:val="Quelltextuser"/>
+        </w:rPr>
+        <w:t xml:space="preserve">└── </w:t>
+      </w:r>
+      <w:r>
+        <w:rPr>
+          <w:rStyle w:val="Quelltextuser"/>
+        </w:rPr>
+        <w:t>...</w:t>
+      </w:r>
+    </w:p>
+    <w:p>
+      <w:pPr>
+        <w:pStyle w:val="VorformatierterTextuser"/>
+        <w:spacing w:before="0" w:after="160"/>
+        <w:rPr/>
+      </w:pPr>
+      <w:r>
+        <w:rPr/>
+      </w:r>
+    </w:p>
+    <w:p>
+      <w:pPr>
+        <w:pStyle w:val="VorformatierterTextuser"/>
+        <w:spacing w:before="0" w:after="160"/>
+        <w:rPr/>
+      </w:pPr>
+      <w:r>
+        <w:rPr>
+          <w:rStyle w:val="Quelltextuser"/>
+        </w:rPr>
+        <w:t>core/</w:t>
+      </w:r>
+    </w:p>
+    <w:p>
+      <w:pPr>
+        <w:pStyle w:val="VorformatierterTextuser"/>
+        <w:spacing w:before="0" w:after="160"/>
+        <w:rPr/>
+      </w:pPr>
+      <w:r>
+        <w:rPr>
+          <w:rStyle w:val="Quelltextuser"/>
+        </w:rPr>
+        <w:t>│</w:t>
+      </w:r>
+    </w:p>
+    <w:p>
+      <w:pPr>
+        <w:pStyle w:val="VorformatierterTextuser"/>
+        <w:spacing w:before="0" w:after="160"/>
+        <w:rPr/>
+      </w:pPr>
+      <w:r>
+        <w:rPr>
+          <w:rStyle w:val="Quelltextuser"/>
+        </w:rPr>
+        <w:t xml:space="preserve">├── </w:t>
+      </w:r>
+      <w:r>
+        <w:rPr>
+          <w:rStyle w:val="Quelltextuser"/>
+        </w:rPr>
+        <w:t>app.js</w:t>
+      </w:r>
+    </w:p>
+    <w:p>
+      <w:pPr>
+        <w:pStyle w:val="VorformatierterTextuser"/>
+        <w:spacing w:before="0" w:after="160"/>
+        <w:rPr/>
+      </w:pPr>
+      <w:r>
+        <w:rPr>
+          <w:rStyle w:val="Quelltextuser"/>
+        </w:rPr>
+        <w:t xml:space="preserve">├── </w:t>
+      </w:r>
+      <w:r>
+        <w:rPr>
+          <w:rStyle w:val="Quelltextuser"/>
+        </w:rPr>
+        <w:t>router.js</w:t>
+      </w:r>
+    </w:p>
+    <w:p>
+      <w:pPr>
+        <w:pStyle w:val="VorformatierterTextuser"/>
+        <w:spacing w:before="0" w:after="160"/>
+        <w:rPr/>
+      </w:pPr>
+      <w:r>
+        <w:rPr>
+          <w:rStyle w:val="Quelltextuser"/>
+        </w:rPr>
+        <w:t xml:space="preserve">├── </w:t>
+      </w:r>
+      <w:r>
+        <w:rPr>
+          <w:rStyle w:val="Quelltextuser"/>
+        </w:rPr>
+        <w:t>modules.js</w:t>
+      </w:r>
+    </w:p>
+    <w:p>
+      <w:pPr>
+        <w:pStyle w:val="VorformatierterTextuser"/>
+        <w:spacing w:before="0" w:after="160"/>
+        <w:rPr/>
+      </w:pPr>
+      <w:r>
+        <w:rPr>
+          <w:rStyle w:val="Quelltextuser"/>
+        </w:rPr>
+        <w:t xml:space="preserve">└── </w:t>
+      </w:r>
+      <w:r>
+        <w:rPr>
+          <w:rStyle w:val="Quelltextuser"/>
+        </w:rPr>
+        <w:t>...</w:t>
+      </w:r>
+    </w:p>
+    <w:p>
+      <w:pPr>
+        <w:pStyle w:val="VorformatierterTextuser"/>
+        <w:spacing w:before="0" w:after="160"/>
+        <w:rPr/>
+      </w:pPr>
+      <w:r>
+        <w:rPr/>
+      </w:r>
+    </w:p>
+    <w:p>
+      <w:pPr>
+        <w:pStyle w:val="VorformatierterTextuser"/>
+        <w:spacing w:before="0" w:after="160"/>
+        <w:rPr/>
+      </w:pPr>
+      <w:r>
+        <w:rPr>
+          <w:rStyle w:val="Quelltextuser"/>
+        </w:rPr>
+        <w:t>modules/</w:t>
+      </w:r>
+    </w:p>
+    <w:p>
+      <w:pPr>
+        <w:pStyle w:val="VorformatierterTextuser"/>
+        <w:spacing w:before="0" w:after="160"/>
+        <w:rPr/>
+      </w:pPr>
+      <w:r>
+        <w:rPr>
+          <w:rStyle w:val="Quelltextuser"/>
+        </w:rPr>
+        <w:t>│</w:t>
+      </w:r>
+    </w:p>
+    <w:p>
+      <w:pPr>
+        <w:pStyle w:val="VorformatierterTextuser"/>
+        <w:spacing w:before="0" w:after="160"/>
+        <w:rPr/>
+      </w:pPr>
+      <w:r>
+        <w:rPr>
+          <w:rStyle w:val="Quelltextuser"/>
+        </w:rPr>
+        <w:t xml:space="preserve">├── </w:t>
+      </w:r>
+      <w:r>
+        <w:rPr>
+          <w:rStyle w:val="Quelltextuser"/>
+        </w:rPr>
+        <w:t>coffee/</w:t>
+      </w:r>
+    </w:p>
+    <w:p>
+      <w:pPr>
+        <w:pStyle w:val="VorformatierterTextuser"/>
+        <w:spacing w:before="0" w:after="160"/>
+        <w:rPr/>
+      </w:pPr>
+      <w:r>
+        <w:rPr>
+          <w:rStyle w:val="Quelltextuser"/>
+        </w:rPr>
+        <w:t xml:space="preserve">├── </w:t>
+      </w:r>
+      <w:r>
+        <w:rPr>
+          <w:rStyle w:val="Quelltextuser"/>
+        </w:rPr>
+        <w:t>bread/</w:t>
+      </w:r>
+    </w:p>
+    <w:p>
+      <w:pPr>
+        <w:pStyle w:val="VorformatierterTextuser"/>
+        <w:spacing w:before="0" w:after="160"/>
+        <w:rPr/>
+      </w:pPr>
+      <w:r>
+        <w:rPr>
+          <w:rStyle w:val="Quelltextuser"/>
+        </w:rPr>
+        <w:t xml:space="preserve">├── </w:t>
+      </w:r>
+      <w:r>
+        <w:rPr>
+          <w:rStyle w:val="Quelltextuser"/>
+        </w:rPr>
+        <w:t>calendar/</w:t>
+      </w:r>
+    </w:p>
+    <w:p>
+      <w:pPr>
+        <w:pStyle w:val="VorformatierterTextuser"/>
+        <w:spacing w:before="0" w:after="160"/>
+        <w:rPr/>
+      </w:pPr>
+      <w:r>
+        <w:rPr>
+          <w:rStyle w:val="Quelltextuser"/>
+        </w:rPr>
+        <w:t xml:space="preserve">└── </w:t>
+      </w:r>
+      <w:r>
+        <w:rPr>
+          <w:rStyle w:val="Quelltextuser"/>
+        </w:rPr>
+        <w:t>...</w:t>
+      </w:r>
+    </w:p>
+    <w:p>
+      <w:pPr>
+        <w:pStyle w:val="VorformatierterTextuser"/>
+        <w:spacing w:before="0" w:after="160"/>
+        <w:rPr/>
+      </w:pPr>
+      <w:r>
+        <w:rPr/>
+      </w:r>
+    </w:p>
+    <w:p>
+      <w:pPr>
+        <w:pStyle w:val="VorformatierterTextuser"/>
+        <w:spacing w:before="0" w:after="160"/>
+        <w:rPr/>
+      </w:pPr>
+      <w:r>
+        <w:rPr>
+          <w:rStyle w:val="Quelltextuser"/>
+        </w:rPr>
+        <w:t>services/</w:t>
+      </w:r>
+    </w:p>
+    <w:p>
+      <w:pPr>
+        <w:pStyle w:val="VorformatierterTextuser"/>
+        <w:spacing w:before="0" w:after="160"/>
+        <w:rPr/>
+      </w:pPr>
+      <w:r>
+        <w:rPr>
+          <w:rStyle w:val="Quelltextuser"/>
+        </w:rPr>
+        <w:t>│</w:t>
+      </w:r>
+    </w:p>
+    <w:p>
+      <w:pPr>
+        <w:pStyle w:val="VorformatierterTextuser"/>
+        <w:spacing w:before="0" w:after="160"/>
+        <w:rPr/>
+      </w:pPr>
+      <w:r>
+        <w:rPr>
+          <w:rStyle w:val="Quelltextuser"/>
+        </w:rPr>
+        <w:t xml:space="preserve">└── </w:t>
+      </w:r>
+      <w:r>
+        <w:rPr>
+          <w:rStyle w:val="Quelltextuser"/>
+        </w:rPr>
+        <w:t>supabase.js</w:t>
+      </w:r>
+    </w:p>
+    <w:p>
+      <w:pPr>
+        <w:pStyle w:val="VorformatierterTextuser"/>
+        <w:spacing w:before="0" w:after="160"/>
+        <w:rPr/>
+      </w:pPr>
+      <w:r>
+        <w:rPr/>
+      </w:r>
+    </w:p>
+    <w:p>
+      <w:pPr>
+        <w:pStyle w:val="VorformatierterTextuser"/>
+        <w:spacing w:before="0" w:after="160"/>
+        <w:rPr/>
+      </w:pPr>
+      <w:r>
+        <w:rPr>
+          <w:rStyle w:val="Quelltextuser"/>
+        </w:rPr>
+        <w:t>styles/</w:t>
+      </w:r>
+    </w:p>
+    <w:p>
+      <w:pPr>
+        <w:pStyle w:val="VorformatierterTextuser"/>
+        <w:spacing w:before="0" w:after="160"/>
+        <w:rPr/>
+      </w:pPr>
+      <w:r>
+        <w:rPr>
+          <w:rStyle w:val="Quelltextuser"/>
+        </w:rPr>
+        <w:t>│</w:t>
+      </w:r>
+    </w:p>
+    <w:p>
+      <w:pPr>
+        <w:pStyle w:val="VorformatierterTextuser"/>
+        <w:spacing w:before="0" w:after="160"/>
+        <w:rPr/>
+      </w:pPr>
+      <w:r>
+        <w:rPr>
+          <w:rStyle w:val="Quelltextuser"/>
+        </w:rPr>
+        <w:t xml:space="preserve">├── </w:t>
+      </w:r>
+      <w:r>
+        <w:rPr>
+          <w:rStyle w:val="Quelltextuser"/>
+        </w:rPr>
+        <w:t>style.css</w:t>
+      </w:r>
+    </w:p>
+    <w:p>
+      <w:pPr>
+        <w:pStyle w:val="VorformatierterTextuser"/>
+        <w:spacing w:before="0" w:after="160"/>
+        <w:rPr/>
+      </w:pPr>
+      <w:r>
+        <w:rPr>
+          <w:rStyle w:val="Quelltextuser"/>
+        </w:rPr>
+        <w:t xml:space="preserve">├── </w:t>
+      </w:r>
+      <w:r>
+        <w:rPr>
+          <w:rStyle w:val="Quelltextuser"/>
+        </w:rPr>
+        <w:t>dashboard.css</w:t>
+      </w:r>
+    </w:p>
+    <w:p>
+      <w:pPr>
+        <w:pStyle w:val="VorformatierterTextuser"/>
+        <w:spacing w:before="0" w:after="160"/>
+        <w:rPr/>
+      </w:pPr>
+      <w:r>
+        <w:rPr>
+          <w:rStyle w:val="Quelltextuser"/>
+        </w:rPr>
+        <w:t xml:space="preserve">└── </w:t>
+      </w:r>
+      <w:r>
+        <w:rPr>
+          <w:rStyle w:val="Quelltextuser"/>
+        </w:rPr>
+        <w:t>modules.css</w:t>
+      </w:r>
+    </w:p>
+    <w:p>
+      <w:pPr>
+        <w:sectPr>
+          <w:type w:val="continuous"/>
+          <w:pgSz w:w="11906" w:h="16838"/>
+          <w:pgMar w:left="1417" w:right="1417" w:gutter="0" w:header="0" w:top="1417" w:footer="0" w:bottom="1134"/>
+          <w:formProt w:val="false"/>
+          <w:textDirection w:val="lrTb"/>
+          <w:docGrid w:type="default" w:linePitch="360" w:charSpace="0"/>
+        </w:sectPr>
+      </w:pPr>
+    </w:p>
+    <w:p>
+      <w:pPr>
+        <w:pStyle w:val="HorizontaleLinieuser"/>
+        <w:spacing w:before="0" w:after="160"/>
+        <w:rPr/>
+      </w:pPr>
+      <w:r>
+        <w:rPr/>
+      </w:r>
+    </w:p>
+    <w:p>
+      <w:pPr>
+        <w:pStyle w:val="Heading1"/>
+        <w:spacing w:before="0" w:after="160"/>
+        <w:rPr/>
+      </w:pPr>
+      <w:r>
+        <w:rPr/>
+        <w:t>3. Verantwortlichkeiten</w:t>
+      </w:r>
+    </w:p>
+    <w:p>
+      <w:pPr>
+        <w:pStyle w:val="BodyText"/>
+        <w:spacing w:lineRule="auto" w:line="259" w:before="0" w:after="160"/>
+        <w:rPr/>
+      </w:pPr>
+      <w:r>
+        <w:rPr/>
+        <w:t>Das finde ich fast wichtiger als den Code.</w:t>
+      </w:r>
+    </w:p>
+    <w:tbl>
+      <w:tblPr>
+        <w:tblW w:w="4540" w:type="dxa"/>
+        <w:jc w:val="start"/>
+        <w:tblInd w:w="0" w:type="dxa"/>
+        <w:tblLayout w:type="fixed"/>
+        <w:tblCellMar>
+          <w:top w:w="28" w:type="dxa"/>
+          <w:start w:w="28" w:type="dxa"/>
+          <w:bottom w:w="28" w:type="dxa"/>
+          <w:end w:w="28" w:type="dxa"/>
+        </w:tblCellMar>
+      </w:tblPr>
+      <w:tblGrid>
+        <w:gridCol w:w="1267"/>
+        <w:gridCol w:w="3273"/>
+      </w:tblGrid>
+      <w:tr>
+        <w:trPr>
+          <w:tblHeader w:val="true"/>
+        </w:trPr>
+        <w:tc>
+          <w:tcPr>
+            <w:tcW w:w="1267" w:type="dxa"/>
+            <w:tcBorders/>
+            <w:vAlign w:val="center"/>
+          </w:tcPr>
+          <w:p>
+            <w:pPr>
+              <w:pStyle w:val="Tabellenberschriftuser"/>
+              <w:suppressLineNumbers/>
+              <w:spacing w:before="0" w:after="160"/>
+              <w:jc w:val="center"/>
+              <w:rPr/>
+            </w:pPr>
+            <w:r>
+              <w:rPr/>
+              <w:t>Datei</w:t>
+            </w:r>
+          </w:p>
+        </w:tc>
+        <w:tc>
+          <w:tcPr>
+            <w:tcW w:w="3273" w:type="dxa"/>
+            <w:tcBorders/>
+            <w:vAlign w:val="center"/>
+          </w:tcPr>
+          <w:p>
+            <w:pPr>
+              <w:pStyle w:val="Tabellenberschriftuser"/>
+              <w:suppressLineNumbers/>
+              <w:spacing w:before="0" w:after="160"/>
+              <w:jc w:val="center"/>
+              <w:rPr/>
+            </w:pPr>
+            <w:r>
+              <w:rPr/>
+              <w:t>Aufgabe</w:t>
+            </w:r>
+          </w:p>
+        </w:tc>
+      </w:tr>
+      <w:tr>
+        <w:trPr/>
+        <w:tc>
+          <w:tcPr>
+            <w:tcW w:w="1267" w:type="dxa"/>
+            <w:tcBorders/>
+            <w:vAlign w:val="center"/>
+          </w:tcPr>
+          <w:p>
+            <w:pPr>
+              <w:pStyle w:val="Tabelleninhaltuser"/>
+              <w:widowControl w:val="false"/>
+              <w:suppressLineNumbers/>
+              <w:spacing w:before="0" w:after="160"/>
+              <w:rPr/>
+            </w:pPr>
+            <w:r>
+              <w:rPr/>
+              <w:t>main.js</w:t>
+            </w:r>
+          </w:p>
+        </w:tc>
+        <w:tc>
+          <w:tcPr>
+            <w:tcW w:w="3273" w:type="dxa"/>
+            <w:tcBorders/>
+            <w:vAlign w:val="center"/>
+          </w:tcPr>
+          <w:p>
+            <w:pPr>
+              <w:pStyle w:val="Tabelleninhaltuser"/>
+              <w:widowControl w:val="false"/>
+              <w:suppressLineNumbers/>
+              <w:spacing w:before="0" w:after="160"/>
+              <w:rPr/>
+            </w:pPr>
+            <w:r>
+              <w:rPr/>
+              <w:t>Einstiegspunkt</w:t>
+            </w:r>
+          </w:p>
+        </w:tc>
+      </w:tr>
+      <w:tr>
+        <w:trPr/>
+        <w:tc>
+          <w:tcPr>
+            <w:tcW w:w="1267" w:type="dxa"/>
+            <w:tcBorders/>
+            <w:vAlign w:val="center"/>
+          </w:tcPr>
+          <w:p>
+            <w:pPr>
+              <w:pStyle w:val="Tabelleninhaltuser"/>
+              <w:widowControl w:val="false"/>
+              <w:suppressLineNumbers/>
+              <w:spacing w:before="0" w:after="160"/>
+              <w:rPr/>
+            </w:pPr>
+            <w:r>
+              <w:rPr/>
+              <w:t>app.js</w:t>
+            </w:r>
+          </w:p>
+        </w:tc>
+        <w:tc>
+          <w:tcPr>
+            <w:tcW w:w="3273" w:type="dxa"/>
+            <w:tcBorders/>
+            <w:vAlign w:val="center"/>
+          </w:tcPr>
+          <w:p>
+            <w:pPr>
+              <w:pStyle w:val="Tabelleninhaltuser"/>
+              <w:widowControl w:val="false"/>
+              <w:suppressLineNumbers/>
+              <w:spacing w:before="0" w:after="160"/>
+              <w:rPr/>
+            </w:pPr>
+            <w:r>
+              <w:rPr/>
+              <w:t>Startet die App</w:t>
+            </w:r>
+          </w:p>
+        </w:tc>
+      </w:tr>
+      <w:tr>
+        <w:trPr/>
+        <w:tc>
+          <w:tcPr>
+            <w:tcW w:w="1267" w:type="dxa"/>
+            <w:tcBorders/>
+            <w:vAlign w:val="center"/>
+          </w:tcPr>
+          <w:p>
+            <w:pPr>
+              <w:pStyle w:val="Tabelleninhaltuser"/>
+              <w:widowControl w:val="false"/>
+              <w:suppressLineNumbers/>
+              <w:spacing w:before="0" w:after="160"/>
+              <w:rPr/>
+            </w:pPr>
+            <w:r>
+              <w:rPr/>
+              <w:t>router.js</w:t>
+            </w:r>
+          </w:p>
+        </w:tc>
+        <w:tc>
+          <w:tcPr>
+            <w:tcW w:w="3273" w:type="dxa"/>
+            <w:tcBorders/>
+            <w:vAlign w:val="center"/>
+          </w:tcPr>
+          <w:p>
+            <w:pPr>
+              <w:pStyle w:val="Tabelleninhaltuser"/>
+              <w:widowControl w:val="false"/>
+              <w:suppressLineNumbers/>
+              <w:spacing w:before="0" w:after="160"/>
+              <w:rPr/>
+            </w:pPr>
+            <w:r>
+              <w:rPr/>
+              <w:t>Navigation</w:t>
+            </w:r>
+          </w:p>
+        </w:tc>
+      </w:tr>
+      <w:tr>
+        <w:trPr/>
+        <w:tc>
+          <w:tcPr>
+            <w:tcW w:w="1267" w:type="dxa"/>
+            <w:tcBorders/>
+            <w:vAlign w:val="center"/>
+          </w:tcPr>
+          <w:p>
+            <w:pPr>
+              <w:pStyle w:val="Tabelleninhaltuser"/>
+              <w:widowControl w:val="false"/>
+              <w:suppressLineNumbers/>
+              <w:spacing w:before="0" w:after="160"/>
+              <w:rPr/>
+            </w:pPr>
+            <w:r>
+              <w:rPr/>
+              <w:t>modules.js</w:t>
+            </w:r>
+          </w:p>
+        </w:tc>
+        <w:tc>
+          <w:tcPr>
+            <w:tcW w:w="3273" w:type="dxa"/>
+            <w:tcBorders/>
+            <w:vAlign w:val="center"/>
+          </w:tcPr>
+          <w:p>
+            <w:pPr>
+              <w:pStyle w:val="Tabelleninhaltuser"/>
+              <w:widowControl w:val="false"/>
+              <w:suppressLineNumbers/>
+              <w:spacing w:before="0" w:after="160"/>
+              <w:rPr/>
+            </w:pPr>
+            <w:r>
+              <w:rPr/>
+              <w:t>Registriert alle Module</w:t>
+            </w:r>
+          </w:p>
+        </w:tc>
+      </w:tr>
+      <w:tr>
+        <w:trPr/>
+        <w:tc>
+          <w:tcPr>
+            <w:tcW w:w="1267" w:type="dxa"/>
+            <w:tcBorders/>
+            <w:vAlign w:val="center"/>
+          </w:tcPr>
+          <w:p>
+            <w:pPr>
+              <w:pStyle w:val="Tabelleninhaltuser"/>
+              <w:widowControl w:val="false"/>
+              <w:suppressLineNumbers/>
+              <w:spacing w:before="0" w:after="160"/>
+              <w:rPr/>
+            </w:pPr>
+            <w:r>
+              <w:rPr/>
+              <w:t>dashboard.js</w:t>
+            </w:r>
+          </w:p>
+        </w:tc>
+        <w:tc>
+          <w:tcPr>
+            <w:tcW w:w="3273" w:type="dxa"/>
+            <w:tcBorders/>
+            <w:vAlign w:val="center"/>
+          </w:tcPr>
+          <w:p>
+            <w:pPr>
+              <w:pStyle w:val="Tabelleninhaltuser"/>
+              <w:widowControl w:val="false"/>
+              <w:suppressLineNumbers/>
+              <w:spacing w:before="0" w:after="160"/>
+              <w:rPr/>
+            </w:pPr>
+            <w:r>
+              <w:rPr/>
+              <w:t>Baut das Dashboard</w:t>
+            </w:r>
+          </w:p>
+        </w:tc>
+      </w:tr>
+      <w:tr>
+        <w:trPr/>
+        <w:tc>
+          <w:tcPr>
+            <w:tcW w:w="1267" w:type="dxa"/>
+            <w:tcBorders/>
+            <w:vAlign w:val="center"/>
+          </w:tcPr>
+          <w:p>
+            <w:pPr>
+              <w:pStyle w:val="Tabelleninhaltuser"/>
+              <w:widowControl w:val="false"/>
+              <w:suppressLineNumbers/>
+              <w:spacing w:before="0" w:after="160"/>
+              <w:rPr/>
+            </w:pPr>
+            <w:r>
+              <w:rPr/>
+              <w:t>tile.js</w:t>
+            </w:r>
+          </w:p>
+        </w:tc>
+        <w:tc>
+          <w:tcPr>
+            <w:tcW w:w="3273" w:type="dxa"/>
+            <w:tcBorders/>
+            <w:vAlign w:val="center"/>
+          </w:tcPr>
+          <w:p>
+            <w:pPr>
+              <w:pStyle w:val="Tabelleninhaltuser"/>
+              <w:widowControl w:val="false"/>
+              <w:suppressLineNumbers/>
+              <w:spacing w:before="0" w:after="160"/>
+              <w:rPr/>
+            </w:pPr>
+            <w:r>
+              <w:rPr/>
+              <w:t>Baut genau eine Dashboard-Kachel</w:t>
+            </w:r>
+          </w:p>
+        </w:tc>
+      </w:tr>
+    </w:tbl>
+    <w:p>
+      <w:pPr>
+        <w:pStyle w:val="BodyText"/>
+        <w:spacing w:lineRule="auto" w:line="259" w:before="0" w:after="160"/>
+        <w:rPr/>
+      </w:pPr>
+      <w:r>
+        <w:rPr/>
+        <w:t xml:space="preserve">Jede Datei besitzt genau </w:t>
+      </w:r>
+      <w:r>
+        <w:rPr>
+          <w:rStyle w:val="Strong"/>
+        </w:rPr>
+        <w:t>eine Verantwortung</w:t>
+      </w:r>
+      <w:r>
+        <w:rPr/>
+        <w:t>.</w:t>
+      </w:r>
+    </w:p>
+    <w:p>
+      <w:pPr>
+        <w:pStyle w:val="HorizontaleLinieuser"/>
+        <w:spacing w:before="0" w:after="160"/>
+        <w:rPr/>
+      </w:pPr>
+      <w:r>
+        <w:rPr/>
+      </w:r>
+    </w:p>
+    <w:p>
+      <w:pPr>
+        <w:pStyle w:val="Heading1"/>
+        <w:spacing w:before="0" w:after="160"/>
+        <w:rPr/>
+      </w:pPr>
+      <w:r>
+        <w:rPr/>
+        <w:t>4. JavaScript-Regeln</w:t>
+      </w:r>
+    </w:p>
+    <w:p>
+      <w:pPr>
+        <w:pStyle w:val="BodyText"/>
+        <w:spacing w:lineRule="auto" w:line="259" w:before="0" w:after="160"/>
+        <w:rPr/>
+      </w:pPr>
+      <w:r>
+        <w:rPr/>
+        <w:t>Ich würde folgende Regeln festlegen.</w:t>
+      </w:r>
+    </w:p>
+    <w:p>
+      <w:pPr>
+        <w:pStyle w:val="Heading2"/>
+        <w:spacing w:before="0" w:after="160"/>
+        <w:rPr/>
+      </w:pPr>
+      <w:r>
+        <w:rPr/>
+        <w:t>Eine Funktion = eine Aufgabe</w:t>
+      </w:r>
+    </w:p>
+    <w:p>
+      <w:pPr>
+        <w:pStyle w:val="BodyText"/>
+        <w:spacing w:lineRule="auto" w:line="259" w:before="0" w:after="160"/>
+        <w:rPr/>
+      </w:pPr>
+      <w:r>
+        <w:rPr/>
+        <w:t>Beispiel:</w:t>
+      </w:r>
+    </w:p>
+    <w:p>
+      <w:pPr>
+        <w:sectPr>
+          <w:type w:val="continuous"/>
+          <w:pgSz w:w="11906" w:h="16838"/>
+          <w:pgMar w:left="1417" w:right="1417" w:gutter="0" w:header="0" w:top="1417" w:footer="0" w:bottom="1134"/>
+          <w:formProt w:val="false"/>
+          <w:textDirection w:val="lrTb"/>
+          <w:docGrid w:type="default" w:linePitch="360" w:charSpace="0"/>
+        </w:sectPr>
+      </w:pPr>
+    </w:p>
+    <w:p>
+      <w:pPr>
+        <w:pStyle w:val="VorformatierterTextuser"/>
+        <w:spacing w:before="0" w:after="160"/>
+        <w:ind w:hanging="0" w:start="0" w:end="0"/>
+        <w:rPr/>
+      </w:pPr>
+      <w:bookmarkStart w:id="1" w:name="code-block-viewer_Kopie_1"/>
+      <w:bookmarkEnd w:id="1"/>
+      <w:r>
+        <w:rPr>
+          <w:rStyle w:val="Quelltextuser"/>
+        </w:rPr>
+        <w:t>createTile()</w:t>
+      </w:r>
+    </w:p>
+    <w:p>
+      <w:pPr>
+        <w:sectPr>
+          <w:type w:val="continuous"/>
+          <w:pgSz w:w="11906" w:h="16838"/>
+          <w:pgMar w:left="1417" w:right="1417" w:gutter="0" w:header="0" w:top="1417" w:footer="0" w:bottom="1134"/>
+          <w:formProt w:val="false"/>
+          <w:textDirection w:val="lrTb"/>
+          <w:docGrid w:type="default" w:linePitch="360" w:charSpace="0"/>
+        </w:sectPr>
+      </w:pPr>
+    </w:p>
+    <w:p>
+      <w:pPr>
+        <w:pStyle w:val="BodyText"/>
+        <w:spacing w:lineRule="auto" w:line="259" w:before="0" w:after="160"/>
+        <w:rPr/>
+      </w:pPr>
+      <w:r>
+        <w:rPr/>
+        <w:t xml:space="preserve">baut genau </w:t>
+      </w:r>
+      <w:r>
+        <w:rPr>
+          <w:rStyle w:val="Strong"/>
+        </w:rPr>
+        <w:t>eine</w:t>
+      </w:r>
+      <w:r>
+        <w:rPr/>
+        <w:t xml:space="preserve"> Kachel.</w:t>
+      </w:r>
+    </w:p>
+    <w:p>
+      <w:pPr>
+        <w:pStyle w:val="BodyText"/>
+        <w:spacing w:lineRule="auto" w:line="259" w:before="0" w:after="160"/>
+        <w:rPr/>
+      </w:pPr>
+      <w:r>
+        <w:rPr/>
+        <w:t>Nicht das Dashboard.</w:t>
+      </w:r>
+    </w:p>
+    <w:p>
+      <w:pPr>
+        <w:pStyle w:val="HorizontaleLinieuser"/>
+        <w:spacing w:before="0" w:after="160"/>
+        <w:rPr/>
+      </w:pPr>
+      <w:r>
+        <w:rPr/>
+      </w:r>
+    </w:p>
+    <w:p>
+      <w:pPr>
+        <w:pStyle w:val="Heading2"/>
+        <w:spacing w:before="0" w:after="160"/>
+        <w:rPr/>
+      </w:pPr>
+      <w:r>
+        <w:rPr/>
+        <w:t>Keine globalen Variablen</w:t>
+      </w:r>
+    </w:p>
+    <w:p>
+      <w:pPr>
+        <w:pStyle w:val="BodyText"/>
+        <w:spacing w:lineRule="auto" w:line="259" w:before="0" w:after="160"/>
+        <w:rPr/>
+      </w:pPr>
+      <w:r>
+        <w:rPr/>
+        <w:t>Außer wenn wirklich notwendig.</w:t>
+      </w:r>
+    </w:p>
+    <w:p>
+      <w:pPr>
+        <w:pStyle w:val="HorizontaleLinieuser"/>
+        <w:spacing w:before="0" w:after="160"/>
+        <w:rPr/>
+      </w:pPr>
+      <w:r>
+        <w:rPr/>
+      </w:r>
+    </w:p>
+    <w:p>
+      <w:pPr>
+        <w:pStyle w:val="Heading2"/>
+        <w:spacing w:before="0" w:after="160"/>
+        <w:rPr/>
+      </w:pPr>
+      <w:r>
+        <w:rPr/>
+        <w:t>Möglichst kleine Funktionen</w:t>
+      </w:r>
+    </w:p>
+    <w:p>
+      <w:pPr>
+        <w:pStyle w:val="BodyText"/>
+        <w:spacing w:lineRule="auto" w:line="259" w:before="0" w:after="160"/>
+        <w:rPr/>
+      </w:pPr>
+      <w:r>
+        <w:rPr/>
+        <w:t>Lieber</w:t>
+      </w:r>
+    </w:p>
+    <w:p>
+      <w:pPr>
+        <w:sectPr>
+          <w:type w:val="continuous"/>
+          <w:pgSz w:w="11906" w:h="16838"/>
+          <w:pgMar w:left="1417" w:right="1417" w:gutter="0" w:header="0" w:top="1417" w:footer="0" w:bottom="1134"/>
+          <w:formProt w:val="false"/>
+          <w:textDirection w:val="lrTb"/>
+          <w:docGrid w:type="default" w:linePitch="360" w:charSpace="0"/>
+        </w:sectPr>
+      </w:pPr>
+    </w:p>
+    <w:p>
+      <w:pPr>
+        <w:pStyle w:val="VorformatierterTextuser"/>
+        <w:spacing w:before="0" w:after="160"/>
+        <w:ind w:hanging="0" w:start="0" w:end="0"/>
+        <w:rPr/>
+      </w:pPr>
+      <w:bookmarkStart w:id="2" w:name="code-block-viewer_Kopie_2"/>
+      <w:bookmarkEnd w:id="2"/>
+      <w:r>
+        <w:rPr>
+          <w:rStyle w:val="Quelltextuser"/>
+        </w:rPr>
+        <w:t>createTile()</w:t>
+      </w:r>
+    </w:p>
+    <w:p>
+      <w:pPr>
+        <w:sectPr>
+          <w:type w:val="continuous"/>
+          <w:pgSz w:w="11906" w:h="16838"/>
+          <w:pgMar w:left="1417" w:right="1417" w:gutter="0" w:header="0" w:top="1417" w:footer="0" w:bottom="1134"/>
+          <w:formProt w:val="false"/>
+          <w:textDirection w:val="lrTb"/>
+          <w:docGrid w:type="default" w:linePitch="360" w:charSpace="0"/>
+        </w:sectPr>
+      </w:pPr>
+    </w:p>
+    <w:p>
+      <w:pPr>
+        <w:pStyle w:val="BodyText"/>
+        <w:spacing w:lineRule="auto" w:line="259" w:before="0" w:after="160"/>
+        <w:rPr/>
+      </w:pPr>
+      <w:r>
+        <w:rPr/>
+        <w:t>als</w:t>
+      </w:r>
+    </w:p>
+    <w:p>
+      <w:pPr>
+        <w:sectPr>
+          <w:type w:val="continuous"/>
+          <w:pgSz w:w="11906" w:h="16838"/>
+          <w:pgMar w:left="1417" w:right="1417" w:gutter="0" w:header="0" w:top="1417" w:footer="0" w:bottom="1134"/>
+          <w:formProt w:val="false"/>
+          <w:textDirection w:val="lrTb"/>
+          <w:docGrid w:type="default" w:linePitch="360" w:charSpace="0"/>
+        </w:sectPr>
+      </w:pPr>
+    </w:p>
+    <w:p>
+      <w:pPr>
+        <w:pStyle w:val="VorformatierterTextuser"/>
+        <w:spacing w:before="0" w:after="160"/>
+        <w:ind w:hanging="0" w:start="0" w:end="0"/>
+        <w:rPr/>
+      </w:pPr>
+      <w:bookmarkStart w:id="3" w:name="code-block-viewer_Kopie_3"/>
+      <w:bookmarkEnd w:id="3"/>
+      <w:r>
+        <w:rPr>
+          <w:rStyle w:val="Quelltextuser"/>
+        </w:rPr>
+        <w:t>createDashboardWithTilesAndEvents()</w:t>
+      </w:r>
+    </w:p>
+    <w:p>
+      <w:pPr>
+        <w:sectPr>
+          <w:type w:val="continuous"/>
+          <w:pgSz w:w="11906" w:h="16838"/>
+          <w:pgMar w:left="1417" w:right="1417" w:gutter="0" w:header="0" w:top="1417" w:footer="0" w:bottom="1134"/>
+          <w:formProt w:val="false"/>
+          <w:textDirection w:val="lrTb"/>
+          <w:docGrid w:type="default" w:linePitch="360" w:charSpace="0"/>
+        </w:sectPr>
+      </w:pPr>
+    </w:p>
+    <w:p>
+      <w:pPr>
+        <w:pStyle w:val="HorizontaleLinieuser"/>
+        <w:spacing w:before="0" w:after="160"/>
+        <w:rPr/>
+      </w:pPr>
+      <w:r>
+        <w:rPr/>
+      </w:r>
+    </w:p>
+    <w:p>
+      <w:pPr>
+        <w:pStyle w:val="Heading2"/>
+        <w:spacing w:before="0" w:after="160"/>
+        <w:rPr/>
+      </w:pPr>
+      <w:r>
+        <w:rPr/>
+        <w:t>Benennung</w:t>
+      </w:r>
+    </w:p>
+    <w:p>
+      <w:pPr>
+        <w:pStyle w:val="BodyText"/>
+        <w:spacing w:lineRule="auto" w:line="259" w:before="0" w:after="160"/>
+        <w:rPr/>
+      </w:pPr>
+      <w:r>
+        <w:rPr/>
+        <w:t>Funktionen</w:t>
+      </w:r>
+    </w:p>
+    <w:p>
+      <w:pPr>
+        <w:sectPr>
+          <w:type w:val="continuous"/>
+          <w:pgSz w:w="11906" w:h="16838"/>
+          <w:pgMar w:left="1417" w:right="1417" w:gutter="0" w:header="0" w:top="1417" w:footer="0" w:bottom="1134"/>
+          <w:formProt w:val="false"/>
+          <w:textDirection w:val="lrTb"/>
+          <w:docGrid w:type="default" w:linePitch="360" w:charSpace="0"/>
+        </w:sectPr>
+      </w:pPr>
+    </w:p>
+    <w:p>
+      <w:pPr>
+        <w:pStyle w:val="VorformatierterTextuser"/>
+        <w:spacing w:before="0" w:after="160"/>
+        <w:ind w:hanging="0" w:start="0" w:end="0"/>
+        <w:rPr/>
+      </w:pPr>
+      <w:bookmarkStart w:id="4" w:name="code-block-viewer_Kopie_4"/>
+      <w:bookmarkEnd w:id="4"/>
+      <w:r>
+        <w:rPr>
+          <w:rStyle w:val="Quelltextuser"/>
+        </w:rPr>
+        <w:t>renderDashboard()</w:t>
+      </w:r>
+    </w:p>
+    <w:p>
+      <w:pPr>
+        <w:pStyle w:val="VorformatierterTextuser"/>
+        <w:spacing w:before="0" w:after="160"/>
+        <w:rPr/>
+      </w:pPr>
+      <w:r>
+        <w:rPr>
+          <w:rStyle w:val="Quelltextuser"/>
+        </w:rPr>
+        <w:t>createTile()</w:t>
+      </w:r>
+    </w:p>
+    <w:p>
+      <w:pPr>
+        <w:pStyle w:val="VorformatierterTextuser"/>
+        <w:spacing w:before="0" w:after="160"/>
+        <w:rPr/>
+      </w:pPr>
+      <w:r>
+        <w:rPr>
+          <w:rStyle w:val="Quelltextuser"/>
+        </w:rPr>
+        <w:t>open()</w:t>
+      </w:r>
+    </w:p>
+    <w:p>
+      <w:pPr>
+        <w:pStyle w:val="VorformatierterTextuser"/>
+        <w:spacing w:before="0" w:after="160"/>
+        <w:rPr/>
+      </w:pPr>
+      <w:r>
+        <w:rPr>
+          <w:rStyle w:val="Quelltextuser"/>
+        </w:rPr>
+        <w:t>back()</w:t>
+      </w:r>
+    </w:p>
+    <w:p>
+      <w:pPr>
+        <w:pStyle w:val="VorformatierterTextuser"/>
+        <w:spacing w:before="0" w:after="160"/>
+        <w:rPr/>
+      </w:pPr>
+      <w:r>
+        <w:rPr>
+          <w:rStyle w:val="Quelltextuser"/>
+        </w:rPr>
+        <w:t>home()</w:t>
+      </w:r>
+    </w:p>
+    <w:p>
+      <w:pPr>
+        <w:sectPr>
+          <w:type w:val="continuous"/>
+          <w:pgSz w:w="11906" w:h="16838"/>
+          <w:pgMar w:left="1417" w:right="1417" w:gutter="0" w:header="0" w:top="1417" w:footer="0" w:bottom="1134"/>
+          <w:formProt w:val="false"/>
+          <w:textDirection w:val="lrTb"/>
+          <w:docGrid w:type="default" w:linePitch="360" w:charSpace="0"/>
+        </w:sectPr>
+      </w:pPr>
+    </w:p>
+    <w:p>
+      <w:pPr>
+        <w:pStyle w:val="BodyText"/>
+        <w:spacing w:lineRule="auto" w:line="259" w:before="0" w:after="160"/>
+        <w:rPr/>
+      </w:pPr>
+      <w:r>
+        <w:rPr/>
+        <w:t>Variablen</w:t>
+      </w:r>
+    </w:p>
+    <w:p>
+      <w:pPr>
+        <w:sectPr>
+          <w:type w:val="continuous"/>
+          <w:pgSz w:w="11906" w:h="16838"/>
+          <w:pgMar w:left="1417" w:right="1417" w:gutter="0" w:header="0" w:top="1417" w:footer="0" w:bottom="1134"/>
+          <w:formProt w:val="false"/>
+          <w:textDirection w:val="lrTb"/>
+          <w:docGrid w:type="default" w:linePitch="360" w:charSpace="0"/>
+        </w:sectPr>
+      </w:pPr>
+    </w:p>
+    <w:p>
+      <w:pPr>
+        <w:pStyle w:val="VorformatierterTextuser"/>
+        <w:spacing w:before="0" w:after="160"/>
+        <w:ind w:hanging="0" w:start="0" w:end="0"/>
+        <w:rPr/>
+      </w:pPr>
+      <w:bookmarkStart w:id="5" w:name="code-block-viewer_Kopie_5"/>
+      <w:bookmarkEnd w:id="5"/>
+      <w:r>
+        <w:rPr>
+          <w:rStyle w:val="Quelltextuser"/>
+        </w:rPr>
+        <w:t>currentModule</w:t>
+      </w:r>
+    </w:p>
+    <w:p>
+      <w:pPr>
+        <w:pStyle w:val="VorformatierterTextuser"/>
+        <w:spacing w:before="0" w:after="160"/>
+        <w:rPr/>
+      </w:pPr>
+      <w:r>
+        <w:rPr>
+          <w:rStyle w:val="Quelltextuser"/>
+        </w:rPr>
+        <w:t>appContainer</w:t>
+      </w:r>
+    </w:p>
+    <w:p>
+      <w:pPr>
+        <w:pStyle w:val="VorformatierterTextuser"/>
+        <w:spacing w:before="0" w:after="160"/>
+        <w:rPr/>
+      </w:pPr>
+      <w:r>
+        <w:rPr>
+          <w:rStyle w:val="Quelltextuser"/>
+        </w:rPr>
+        <w:t>module</w:t>
+      </w:r>
+    </w:p>
+    <w:p>
+      <w:pPr>
+        <w:pStyle w:val="VorformatierterTextuser"/>
+        <w:spacing w:before="0" w:after="160"/>
+        <w:rPr/>
+      </w:pPr>
+      <w:r>
+        <w:rPr>
+          <w:rStyle w:val="Quelltextuser"/>
+        </w:rPr>
+        <w:t>tile</w:t>
+      </w:r>
+    </w:p>
+    <w:p>
+      <w:pPr>
+        <w:sectPr>
+          <w:type w:val="continuous"/>
+          <w:pgSz w:w="11906" w:h="16838"/>
+          <w:pgMar w:left="1417" w:right="1417" w:gutter="0" w:header="0" w:top="1417" w:footer="0" w:bottom="1134"/>
+          <w:formProt w:val="false"/>
+          <w:textDirection w:val="lrTb"/>
+          <w:docGrid w:type="default" w:linePitch="360" w:charSpace="0"/>
+        </w:sectPr>
+      </w:pPr>
+    </w:p>
+    <w:p>
+      <w:pPr>
+        <w:pStyle w:val="BodyText"/>
+        <w:spacing w:lineRule="auto" w:line="259" w:before="0" w:after="160"/>
+        <w:rPr/>
+      </w:pPr>
+      <w:r>
+        <w:rPr/>
+        <w:t>Keine kryptischen Namen.</w:t>
+      </w:r>
+    </w:p>
+    <w:p>
+      <w:pPr>
+        <w:pStyle w:val="HorizontaleLinieuser"/>
+        <w:spacing w:before="0" w:after="160"/>
+        <w:rPr/>
+      </w:pPr>
+      <w:r>
+        <w:rPr/>
+      </w:r>
+    </w:p>
+    <w:p>
+      <w:pPr>
+        <w:pStyle w:val="Heading1"/>
+        <w:spacing w:before="0" w:after="160"/>
+        <w:rPr/>
+      </w:pPr>
+      <w:r>
+        <w:rPr/>
+        <w:t>5. CSS</w:t>
+      </w:r>
+    </w:p>
+    <w:p>
+      <w:pPr>
+        <w:pStyle w:val="BodyText"/>
+        <w:spacing w:lineRule="auto" w:line="259" w:before="0" w:after="160"/>
+        <w:rPr/>
+      </w:pPr>
+      <w:r>
+        <w:rPr/>
+        <w:t>Hier würde ich unsere Klassen definieren.</w:t>
+      </w:r>
+    </w:p>
+    <w:p>
+      <w:pPr>
+        <w:pStyle w:val="Heading2"/>
+        <w:spacing w:before="0" w:after="160"/>
+        <w:rPr/>
+      </w:pPr>
+      <w:r>
+        <w:rPr/>
+        <w:t>Komponenten</w:t>
+      </w:r>
+    </w:p>
+    <w:p>
+      <w:pPr>
+        <w:sectPr>
+          <w:type w:val="continuous"/>
+          <w:pgSz w:w="11906" w:h="16838"/>
+          <w:pgMar w:left="1417" w:right="1417" w:gutter="0" w:header="0" w:top="1417" w:footer="0" w:bottom="1134"/>
+          <w:formProt w:val="false"/>
+          <w:textDirection w:val="lrTb"/>
+          <w:docGrid w:type="default" w:linePitch="360" w:charSpace="0"/>
+        </w:sectPr>
+      </w:pPr>
+    </w:p>
+    <w:p>
+      <w:pPr>
+        <w:pStyle w:val="VorformatierterTextuser"/>
+        <w:spacing w:before="0" w:after="160"/>
+        <w:ind w:hanging="0" w:start="0" w:end="0"/>
+        <w:rPr/>
+      </w:pPr>
+      <w:bookmarkStart w:id="6" w:name="code-block-viewer_Kopie_6"/>
+      <w:bookmarkEnd w:id="6"/>
+      <w:r>
+        <w:rPr>
+          <w:rStyle w:val="Quelltextuser"/>
+        </w:rPr>
+        <w:t>.tile</w:t>
+      </w:r>
+    </w:p>
+    <w:p>
+      <w:pPr>
+        <w:pStyle w:val="VorformatierterTextuser"/>
+        <w:spacing w:before="0" w:after="160"/>
+        <w:rPr/>
+      </w:pPr>
+      <w:r>
+        <w:rPr>
+          <w:rStyle w:val="Quelltextuser"/>
+        </w:rPr>
+        <w:t>.dashboard-grid</w:t>
+      </w:r>
+    </w:p>
+    <w:p>
+      <w:pPr>
+        <w:pStyle w:val="VorformatierterTextuser"/>
+        <w:spacing w:before="0" w:after="160"/>
+        <w:rPr/>
+      </w:pPr>
+      <w:r>
+        <w:rPr>
+          <w:rStyle w:val="Quelltextuser"/>
+        </w:rPr>
+        <w:t>.module-view</w:t>
+      </w:r>
+    </w:p>
+    <w:p>
+      <w:pPr>
+        <w:pStyle w:val="VorformatierterTextuser"/>
+        <w:spacing w:before="0" w:after="160"/>
+        <w:rPr/>
+      </w:pPr>
+      <w:r>
+        <w:rPr>
+          <w:rStyle w:val="Quelltextuser"/>
+        </w:rPr>
+        <w:t>.module-grid</w:t>
+      </w:r>
+    </w:p>
+    <w:p>
+      <w:pPr>
+        <w:pStyle w:val="VorformatierterTextuser"/>
+        <w:spacing w:before="0" w:after="160"/>
+        <w:rPr/>
+      </w:pPr>
+      <w:r>
+        <w:rPr>
+          <w:rStyle w:val="Quelltextuser"/>
+        </w:rPr>
+        <w:t>.module-button</w:t>
+      </w:r>
+    </w:p>
+    <w:p>
+      <w:pPr>
+        <w:sectPr>
+          <w:type w:val="continuous"/>
+          <w:pgSz w:w="11906" w:h="16838"/>
+          <w:pgMar w:left="1417" w:right="1417" w:gutter="0" w:header="0" w:top="1417" w:footer="0" w:bottom="1134"/>
+          <w:formProt w:val="false"/>
+          <w:textDirection w:val="lrTb"/>
+          <w:docGrid w:type="default" w:linePitch="360" w:charSpace="0"/>
+        </w:sectPr>
+      </w:pPr>
+    </w:p>
+    <w:p>
+      <w:pPr>
+        <w:pStyle w:val="Heading2"/>
+        <w:spacing w:before="0" w:after="160"/>
+        <w:rPr/>
+      </w:pPr>
+      <w:r>
+        <w:rPr/>
+        <w:t>Layout</w:t>
+      </w:r>
+    </w:p>
+    <w:p>
+      <w:pPr>
+        <w:sectPr>
+          <w:type w:val="continuous"/>
+          <w:pgSz w:w="11906" w:h="16838"/>
+          <w:pgMar w:left="1417" w:right="1417" w:gutter="0" w:header="0" w:top="1417" w:footer="0" w:bottom="1134"/>
+          <w:formProt w:val="false"/>
+          <w:textDirection w:val="lrTb"/>
+          <w:docGrid w:type="default" w:linePitch="360" w:charSpace="0"/>
+        </w:sectPr>
+      </w:pPr>
+    </w:p>
+    <w:p>
+      <w:pPr>
+        <w:pStyle w:val="VorformatierterTextuser"/>
+        <w:spacing w:before="0" w:after="160"/>
+        <w:ind w:hanging="0" w:start="0" w:end="0"/>
+        <w:rPr/>
+      </w:pPr>
+      <w:bookmarkStart w:id="7" w:name="code-block-viewer_Kopie_7"/>
+      <w:bookmarkEnd w:id="7"/>
+      <w:r>
+        <w:rPr>
+          <w:rStyle w:val="Quelltextuser"/>
+        </w:rPr>
+        <w:t>.flex</w:t>
+      </w:r>
+    </w:p>
+    <w:p>
+      <w:pPr>
+        <w:pStyle w:val="VorformatierterTextuser"/>
+        <w:spacing w:before="0" w:after="160"/>
+        <w:rPr/>
+      </w:pPr>
+      <w:r>
+        <w:rPr>
+          <w:rStyle w:val="Quelltextuser"/>
+        </w:rPr>
+        <w:t>.hidden</w:t>
+      </w:r>
+    </w:p>
+    <w:p>
+      <w:pPr>
+        <w:pStyle w:val="VorformatierterTextuser"/>
+        <w:spacing w:before="0" w:after="160"/>
+        <w:rPr/>
+      </w:pPr>
+      <w:r>
+        <w:rPr>
+          <w:rStyle w:val="Quelltextuser"/>
+        </w:rPr>
+        <w:t>.center</w:t>
+      </w:r>
+    </w:p>
+    <w:p>
+      <w:pPr>
+        <w:sectPr>
+          <w:type w:val="continuous"/>
+          <w:pgSz w:w="11906" w:h="16838"/>
+          <w:pgMar w:left="1417" w:right="1417" w:gutter="0" w:header="0" w:top="1417" w:footer="0" w:bottom="1134"/>
+          <w:formProt w:val="false"/>
+          <w:textDirection w:val="lrTb"/>
+          <w:docGrid w:type="default" w:linePitch="360" w:charSpace="0"/>
+        </w:sectPr>
+      </w:pPr>
+    </w:p>
+    <w:p>
+      <w:pPr>
+        <w:pStyle w:val="BodyText"/>
+        <w:spacing w:lineRule="auto" w:line="259" w:before="0" w:after="160"/>
+        <w:rPr/>
+      </w:pPr>
+      <w:r>
+        <w:rPr/>
+        <w:t>(nur wenn wirklich nötig)</w:t>
+      </w:r>
+    </w:p>
+    <w:p>
+      <w:pPr>
+        <w:pStyle w:val="HorizontaleLinieuser"/>
+        <w:spacing w:before="0" w:after="160"/>
+        <w:rPr/>
+      </w:pPr>
+      <w:r>
+        <w:rPr/>
+      </w:r>
+    </w:p>
+    <w:p>
+      <w:pPr>
+        <w:pStyle w:val="Heading1"/>
+        <w:spacing w:before="0" w:after="160"/>
+        <w:rPr/>
+      </w:pPr>
+      <w:r>
+        <w:rPr/>
+        <w:t>6. HTML</w:t>
+      </w:r>
+    </w:p>
+    <w:p>
+      <w:pPr>
+        <w:pStyle w:val="BodyText"/>
+        <w:spacing w:lineRule="auto" w:line="259" w:before="0" w:after="160"/>
+        <w:rPr/>
+      </w:pPr>
+      <w:r>
+        <w:rPr/>
+        <w:t>Ich würde möglichst wenige Elemente verwenden.</w:t>
+      </w:r>
+    </w:p>
+    <w:p>
+      <w:pPr>
+        <w:pStyle w:val="BodyText"/>
+        <w:spacing w:lineRule="auto" w:line="259" w:before="0" w:after="160"/>
+        <w:rPr/>
+      </w:pPr>
+      <w:r>
+        <w:rPr/>
+        <w:t>Lieber</w:t>
+      </w:r>
+    </w:p>
+    <w:p>
+      <w:pPr>
+        <w:sectPr>
+          <w:type w:val="continuous"/>
+          <w:pgSz w:w="11906" w:h="16838"/>
+          <w:pgMar w:left="1417" w:right="1417" w:gutter="0" w:header="0" w:top="1417" w:footer="0" w:bottom="1134"/>
+          <w:formProt w:val="false"/>
+          <w:textDirection w:val="lrTb"/>
+          <w:docGrid w:type="default" w:linePitch="360" w:charSpace="0"/>
+        </w:sectPr>
+      </w:pPr>
+    </w:p>
+    <w:p>
+      <w:pPr>
+        <w:pStyle w:val="VorformatierterTextuser"/>
+        <w:spacing w:before="0" w:after="160"/>
+        <w:ind w:hanging="0" w:start="0" w:end="0"/>
+        <w:rPr/>
+      </w:pPr>
+      <w:bookmarkStart w:id="8" w:name="code-block-viewer_Kopie_8"/>
+      <w:bookmarkEnd w:id="8"/>
+      <w:r>
+        <w:rPr>
+          <w:rStyle w:val="Quelltextuser"/>
+        </w:rPr>
+        <w:t>&lt;section&gt;</w:t>
+      </w:r>
+    </w:p>
+    <w:p>
+      <w:pPr>
+        <w:sectPr>
+          <w:type w:val="continuous"/>
+          <w:pgSz w:w="11906" w:h="16838"/>
+          <w:pgMar w:left="1417" w:right="1417" w:gutter="0" w:header="0" w:top="1417" w:footer="0" w:bottom="1134"/>
+          <w:formProt w:val="false"/>
+          <w:textDirection w:val="lrTb"/>
+          <w:docGrid w:type="default" w:linePitch="360" w:charSpace="0"/>
+        </w:sectPr>
+      </w:pPr>
+    </w:p>
+    <w:p>
+      <w:pPr>
+        <w:pStyle w:val="BodyText"/>
+        <w:spacing w:lineRule="auto" w:line="259" w:before="0" w:after="160"/>
+        <w:rPr/>
+      </w:pPr>
+      <w:r>
+        <w:rPr/>
+        <w:t>als</w:t>
+      </w:r>
+    </w:p>
+    <w:p>
+      <w:pPr>
+        <w:sectPr>
+          <w:type w:val="continuous"/>
+          <w:pgSz w:w="11906" w:h="16838"/>
+          <w:pgMar w:left="1417" w:right="1417" w:gutter="0" w:header="0" w:top="1417" w:footer="0" w:bottom="1134"/>
+          <w:formProt w:val="false"/>
+          <w:textDirection w:val="lrTb"/>
+          <w:docGrid w:type="default" w:linePitch="360" w:charSpace="0"/>
+        </w:sectPr>
+      </w:pPr>
+    </w:p>
+    <w:p>
+      <w:pPr>
+        <w:pStyle w:val="VorformatierterTextuser"/>
+        <w:spacing w:before="0" w:after="160"/>
+        <w:ind w:hanging="0" w:start="0" w:end="0"/>
+        <w:rPr/>
+      </w:pPr>
+      <w:bookmarkStart w:id="9" w:name="code-block-viewer_Kopie_9"/>
+      <w:bookmarkEnd w:id="9"/>
+      <w:r>
+        <w:rPr>
+          <w:rStyle w:val="Quelltextuser"/>
+        </w:rPr>
+        <w:t>&lt;div&gt;</w:t>
+      </w:r>
+    </w:p>
+    <w:p>
+      <w:pPr>
+        <w:sectPr>
+          <w:type w:val="continuous"/>
+          <w:pgSz w:w="11906" w:h="16838"/>
+          <w:pgMar w:left="1417" w:right="1417" w:gutter="0" w:header="0" w:top="1417" w:footer="0" w:bottom="1134"/>
+          <w:formProt w:val="false"/>
+          <w:textDirection w:val="lrTb"/>
+          <w:docGrid w:type="default" w:linePitch="360" w:charSpace="0"/>
+        </w:sectPr>
+      </w:pPr>
+    </w:p>
+    <w:p>
+      <w:pPr>
+        <w:pStyle w:val="BodyText"/>
+        <w:spacing w:lineRule="auto" w:line="259" w:before="0" w:after="160"/>
+        <w:rPr/>
+      </w:pPr>
+      <w:r>
+        <w:rPr/>
+        <w:t>wenn das Element eine Bedeutung besitzt.</w:t>
+      </w:r>
+    </w:p>
+    <w:p>
+      <w:pPr>
+        <w:pStyle w:val="BodyText"/>
+        <w:spacing w:lineRule="auto" w:line="259" w:before="0" w:after="160"/>
+        <w:rPr/>
+      </w:pPr>
+      <w:r>
+        <w:rPr/>
+        <w:t>Zum Beispiel:</w:t>
+      </w:r>
+    </w:p>
+    <w:p>
+      <w:pPr>
+        <w:pStyle w:val="BodyText"/>
+        <w:spacing w:lineRule="auto" w:line="259" w:before="0" w:after="160"/>
+        <w:rPr/>
+      </w:pPr>
+      <w:r>
+        <w:rPr/>
+        <w:t>Dashboard-Kachel</w:t>
+      </w:r>
+    </w:p>
+    <w:p>
+      <w:pPr>
+        <w:sectPr>
+          <w:type w:val="continuous"/>
+          <w:pgSz w:w="11906" w:h="16838"/>
+          <w:pgMar w:left="1417" w:right="1417" w:gutter="0" w:header="0" w:top="1417" w:footer="0" w:bottom="1134"/>
+          <w:formProt w:val="false"/>
+          <w:textDirection w:val="lrTb"/>
+          <w:docGrid w:type="default" w:linePitch="360" w:charSpace="0"/>
+        </w:sectPr>
+      </w:pPr>
+    </w:p>
+    <w:p>
+      <w:pPr>
+        <w:pStyle w:val="VorformatierterTextuser"/>
+        <w:spacing w:before="0" w:after="160"/>
+        <w:ind w:hanging="0" w:start="0" w:end="0"/>
+        <w:rPr/>
+      </w:pPr>
+      <w:bookmarkStart w:id="10" w:name="code-block-viewer_Kopie_10"/>
+      <w:bookmarkEnd w:id="10"/>
+      <w:r>
+        <w:rPr>
+          <w:rStyle w:val="Quelltextuser"/>
+        </w:rPr>
+        <w:t>&lt;section class="tile"&gt;</w:t>
+      </w:r>
+    </w:p>
+    <w:p>
+      <w:pPr>
+        <w:sectPr>
+          <w:type w:val="continuous"/>
+          <w:pgSz w:w="11906" w:h="16838"/>
+          <w:pgMar w:left="1417" w:right="1417" w:gutter="0" w:header="0" w:top="1417" w:footer="0" w:bottom="1134"/>
+          <w:formProt w:val="false"/>
+          <w:textDirection w:val="lrTb"/>
+          <w:docGrid w:type="default" w:linePitch="360" w:charSpace="0"/>
+        </w:sectPr>
+      </w:pPr>
+    </w:p>
+    <w:p>
+      <w:pPr>
+        <w:pStyle w:val="BodyText"/>
+        <w:spacing w:lineRule="auto" w:line="259" w:before="0" w:after="160"/>
+        <w:rPr/>
+      </w:pPr>
+      <w:r>
+        <w:rPr/>
+        <w:t>Navigation</w:t>
+      </w:r>
+    </w:p>
+    <w:p>
+      <w:pPr>
+        <w:sectPr>
+          <w:type w:val="continuous"/>
+          <w:pgSz w:w="11906" w:h="16838"/>
+          <w:pgMar w:left="1417" w:right="1417" w:gutter="0" w:header="0" w:top="1417" w:footer="0" w:bottom="1134"/>
+          <w:formProt w:val="false"/>
+          <w:textDirection w:val="lrTb"/>
+          <w:docGrid w:type="default" w:linePitch="360" w:charSpace="0"/>
+        </w:sectPr>
+      </w:pPr>
+    </w:p>
+    <w:p>
+      <w:pPr>
+        <w:pStyle w:val="VorformatierterTextuser"/>
+        <w:spacing w:before="0" w:after="160"/>
+        <w:ind w:hanging="0" w:start="0" w:end="0"/>
+        <w:rPr/>
+      </w:pPr>
+      <w:bookmarkStart w:id="11" w:name="code-block-viewer_Kopie_11"/>
+      <w:bookmarkEnd w:id="11"/>
+      <w:r>
+        <w:rPr>
+          <w:rStyle w:val="Quelltextuser"/>
+        </w:rPr>
+        <w:t>&lt;nav&gt;</w:t>
+      </w:r>
+    </w:p>
+    <w:p>
+      <w:pPr>
+        <w:sectPr>
+          <w:type w:val="continuous"/>
+          <w:pgSz w:w="11906" w:h="16838"/>
+          <w:pgMar w:left="1417" w:right="1417" w:gutter="0" w:header="0" w:top="1417" w:footer="0" w:bottom="1134"/>
+          <w:formProt w:val="false"/>
+          <w:textDirection w:val="lrTb"/>
+          <w:docGrid w:type="default" w:linePitch="360" w:charSpace="0"/>
+        </w:sectPr>
+      </w:pPr>
+    </w:p>
+    <w:p>
+      <w:pPr>
+        <w:pStyle w:val="BodyText"/>
+        <w:spacing w:lineRule="auto" w:line="259" w:before="0" w:after="160"/>
+        <w:rPr/>
+      </w:pPr>
+      <w:r>
+        <w:rPr/>
+        <w:t>Hauptinhalt</w:t>
+      </w:r>
+    </w:p>
+    <w:p>
+      <w:pPr>
+        <w:sectPr>
+          <w:type w:val="continuous"/>
+          <w:pgSz w:w="11906" w:h="16838"/>
+          <w:pgMar w:left="1417" w:right="1417" w:gutter="0" w:header="0" w:top="1417" w:footer="0" w:bottom="1134"/>
+          <w:formProt w:val="false"/>
+          <w:textDirection w:val="lrTb"/>
+          <w:docGrid w:type="default" w:linePitch="360" w:charSpace="0"/>
+        </w:sectPr>
+      </w:pPr>
+    </w:p>
+    <w:p>
+      <w:pPr>
+        <w:pStyle w:val="VorformatierterTextuser"/>
+        <w:spacing w:before="0" w:after="160"/>
+        <w:ind w:hanging="0" w:start="0" w:end="0"/>
+        <w:rPr/>
+      </w:pPr>
+      <w:bookmarkStart w:id="12" w:name="code-block-viewer_Kopie_12"/>
+      <w:bookmarkEnd w:id="12"/>
+      <w:r>
+        <w:rPr>
+          <w:rStyle w:val="Quelltextuser"/>
+        </w:rPr>
+        <w:t>&lt;main&gt;</w:t>
+      </w:r>
+    </w:p>
+    <w:p>
+      <w:pPr>
+        <w:sectPr>
+          <w:type w:val="continuous"/>
+          <w:pgSz w:w="11906" w:h="16838"/>
+          <w:pgMar w:left="1417" w:right="1417" w:gutter="0" w:header="0" w:top="1417" w:footer="0" w:bottom="1134"/>
+          <w:formProt w:val="false"/>
+          <w:textDirection w:val="lrTb"/>
+          <w:docGrid w:type="default" w:linePitch="360" w:charSpace="0"/>
+        </w:sectPr>
+      </w:pPr>
+    </w:p>
+    <w:p>
+      <w:pPr>
+        <w:pStyle w:val="BodyText"/>
+        <w:spacing w:lineRule="auto" w:line="259" w:before="0" w:after="160"/>
+        <w:rPr/>
+      </w:pPr>
+      <w:r>
+        <w:rPr/>
+        <w:t>Footer</w:t>
+      </w:r>
+    </w:p>
+    <w:p>
+      <w:pPr>
+        <w:sectPr>
+          <w:type w:val="continuous"/>
+          <w:pgSz w:w="11906" w:h="16838"/>
+          <w:pgMar w:left="1417" w:right="1417" w:gutter="0" w:header="0" w:top="1417" w:footer="0" w:bottom="1134"/>
+          <w:formProt w:val="false"/>
+          <w:textDirection w:val="lrTb"/>
+          <w:docGrid w:type="default" w:linePitch="360" w:charSpace="0"/>
+        </w:sectPr>
+      </w:pPr>
+    </w:p>
+    <w:p>
+      <w:pPr>
+        <w:pStyle w:val="VorformatierterTextuser"/>
+        <w:spacing w:before="0" w:after="160"/>
+        <w:ind w:hanging="0" w:start="0" w:end="0"/>
+        <w:rPr/>
+      </w:pPr>
+      <w:bookmarkStart w:id="13" w:name="code-block-viewer_Kopie_13"/>
+      <w:bookmarkEnd w:id="13"/>
+      <w:r>
+        <w:rPr>
+          <w:rStyle w:val="Quelltextuser"/>
+        </w:rPr>
+        <w:t>&lt;footer&gt;</w:t>
+      </w:r>
+    </w:p>
+    <w:p>
+      <w:pPr>
+        <w:sectPr>
+          <w:type w:val="continuous"/>
+          <w:pgSz w:w="11906" w:h="16838"/>
+          <w:pgMar w:left="1417" w:right="1417" w:gutter="0" w:header="0" w:top="1417" w:footer="0" w:bottom="1134"/>
+          <w:formProt w:val="false"/>
+          <w:textDirection w:val="lrTb"/>
+          <w:docGrid w:type="default" w:linePitch="360" w:charSpace="0"/>
+        </w:sectPr>
+      </w:pPr>
+    </w:p>
+    <w:p>
+      <w:pPr>
+        <w:pStyle w:val="BodyText"/>
+        <w:spacing w:lineRule="auto" w:line="259" w:before="0" w:after="160"/>
+        <w:rPr/>
+      </w:pPr>
+      <w:r>
+        <w:rPr/>
+        <w:t>Header</w:t>
+      </w:r>
+    </w:p>
+    <w:p>
+      <w:pPr>
+        <w:sectPr>
+          <w:type w:val="continuous"/>
+          <w:pgSz w:w="11906" w:h="16838"/>
+          <w:pgMar w:left="1417" w:right="1417" w:gutter="0" w:header="0" w:top="1417" w:footer="0" w:bottom="1134"/>
+          <w:formProt w:val="false"/>
+          <w:textDirection w:val="lrTb"/>
+          <w:docGrid w:type="default" w:linePitch="360" w:charSpace="0"/>
+        </w:sectPr>
+      </w:pPr>
+    </w:p>
+    <w:p>
+      <w:pPr>
+        <w:pStyle w:val="VorformatierterTextuser"/>
+        <w:spacing w:before="0" w:after="160"/>
+        <w:ind w:hanging="0" w:start="0" w:end="0"/>
+        <w:rPr/>
+      </w:pPr>
+      <w:bookmarkStart w:id="14" w:name="code-block-viewer_Kopie_14"/>
+      <w:bookmarkEnd w:id="14"/>
+      <w:r>
+        <w:rPr>
+          <w:rStyle w:val="Quelltextuser"/>
+        </w:rPr>
+        <w:t>&lt;header&gt;</w:t>
+      </w:r>
+    </w:p>
+    <w:p>
+      <w:pPr>
+        <w:sectPr>
+          <w:type w:val="continuous"/>
+          <w:pgSz w:w="11906" w:h="16838"/>
+          <w:pgMar w:left="1417" w:right="1417" w:gutter="0" w:header="0" w:top="1417" w:footer="0" w:bottom="1134"/>
+          <w:formProt w:val="false"/>
+          <w:textDirection w:val="lrTb"/>
+          <w:docGrid w:type="default" w:linePitch="360" w:charSpace="0"/>
+        </w:sectPr>
+      </w:pPr>
+    </w:p>
+    <w:p>
+      <w:pPr>
+        <w:pStyle w:val="BodyText"/>
+        <w:spacing w:lineRule="auto" w:line="259" w:before="0" w:after="160"/>
+        <w:rPr/>
+      </w:pPr>
+      <w:r>
+        <w:rPr/>
+        <w:t>Das macht die HTML-Struktur semantischer und leichter verständlich.</w:t>
+      </w:r>
+    </w:p>
+    <w:p>
+      <w:pPr>
+        <w:pStyle w:val="HorizontaleLinieuser"/>
+        <w:spacing w:before="0" w:after="160"/>
+        <w:rPr/>
+      </w:pPr>
+      <w:r>
+        <w:rPr/>
+      </w:r>
+    </w:p>
+    <w:p>
+      <w:pPr>
+        <w:pStyle w:val="Heading1"/>
+        <w:spacing w:before="0" w:after="160"/>
+        <w:rPr/>
+      </w:pPr>
+      <w:r>
+        <w:rPr/>
+        <w:t>7. Module</w:t>
+      </w:r>
+    </w:p>
+    <w:p>
+      <w:pPr>
+        <w:pStyle w:val="BodyText"/>
+        <w:spacing w:lineRule="auto" w:line="259" w:before="0" w:after="160"/>
+        <w:rPr/>
+      </w:pPr>
+      <w:r>
+        <w:rPr/>
+        <w:t>Jedes Modul besitzt dieselbe Struktur.</w:t>
+      </w:r>
+    </w:p>
+    <w:p>
+      <w:pPr>
+        <w:sectPr>
+          <w:type w:val="continuous"/>
+          <w:pgSz w:w="11906" w:h="16838"/>
+          <w:pgMar w:left="1417" w:right="1417" w:gutter="0" w:header="0" w:top="1417" w:footer="0" w:bottom="1134"/>
+          <w:formProt w:val="false"/>
+          <w:textDirection w:val="lrTb"/>
+          <w:docGrid w:type="default" w:linePitch="360" w:charSpace="0"/>
+        </w:sectPr>
+      </w:pPr>
+    </w:p>
+    <w:p>
+      <w:pPr>
+        <w:pStyle w:val="VorformatierterTextuser"/>
+        <w:spacing w:before="0" w:after="160"/>
+        <w:ind w:hanging="0" w:start="0" w:end="0"/>
+        <w:rPr/>
+      </w:pPr>
+      <w:bookmarkStart w:id="15" w:name="code-block-viewer_Kopie_15"/>
+      <w:bookmarkEnd w:id="15"/>
+      <w:r>
+        <w:rPr>
+          <w:rStyle w:val="Quelltextuser"/>
+        </w:rPr>
+        <w:t>coffee/</w:t>
+      </w:r>
+    </w:p>
+    <w:p>
+      <w:pPr>
+        <w:pStyle w:val="VorformatierterTextuser"/>
+        <w:spacing w:before="0" w:after="160"/>
+        <w:rPr/>
+      </w:pPr>
+      <w:r>
+        <w:rPr/>
+      </w:r>
+    </w:p>
+    <w:p>
+      <w:pPr>
+        <w:pStyle w:val="VorformatierterTextuser"/>
+        <w:spacing w:before="0" w:after="160"/>
+        <w:rPr/>
+      </w:pPr>
+      <w:r>
+        <w:rPr>
+          <w:rStyle w:val="Quelltextuser"/>
+        </w:rPr>
+        <w:t>index.js</w:t>
+      </w:r>
+    </w:p>
+    <w:p>
+      <w:pPr>
+        <w:pStyle w:val="VorformatierterTextuser"/>
+        <w:spacing w:before="0" w:after="160"/>
+        <w:rPr/>
+      </w:pPr>
+      <w:r>
+        <w:rPr/>
+      </w:r>
+    </w:p>
+    <w:p>
+      <w:pPr>
+        <w:pStyle w:val="VorformatierterTextuser"/>
+        <w:spacing w:before="0" w:after="160"/>
+        <w:rPr/>
+      </w:pPr>
+      <w:r>
+        <w:rPr>
+          <w:rStyle w:val="Quelltextuser"/>
+        </w:rPr>
+        <w:t>view.js</w:t>
+      </w:r>
+    </w:p>
+    <w:p>
+      <w:pPr>
+        <w:pStyle w:val="VorformatierterTextuser"/>
+        <w:spacing w:before="0" w:after="160"/>
+        <w:rPr/>
+      </w:pPr>
+      <w:r>
+        <w:rPr/>
+      </w:r>
+    </w:p>
+    <w:p>
+      <w:pPr>
+        <w:pStyle w:val="VorformatierterTextuser"/>
+        <w:spacing w:before="0" w:after="160"/>
+        <w:rPr/>
+      </w:pPr>
+      <w:r>
+        <w:rPr>
+          <w:rStyle w:val="Quelltextuser"/>
+        </w:rPr>
+        <w:t>style.css</w:t>
+      </w:r>
+    </w:p>
+    <w:p>
+      <w:pPr>
+        <w:pStyle w:val="VorformatierterTextuser"/>
+        <w:spacing w:before="0" w:after="160"/>
+        <w:rPr/>
+      </w:pPr>
+      <w:r>
+        <w:rPr/>
+      </w:r>
+    </w:p>
+    <w:p>
+      <w:pPr>
+        <w:pStyle w:val="VorformatierterTextuser"/>
+        <w:spacing w:before="0" w:after="160"/>
+        <w:rPr/>
+      </w:pPr>
+      <w:r>
+        <w:rPr>
+          <w:rStyle w:val="Quelltextuser"/>
+        </w:rPr>
+        <w:t>(optional)</w:t>
+      </w:r>
+    </w:p>
+    <w:p>
+      <w:pPr>
+        <w:pStyle w:val="VorformatierterTextuser"/>
+        <w:spacing w:before="0" w:after="160"/>
+        <w:rPr/>
+      </w:pPr>
+      <w:r>
+        <w:rPr/>
+      </w:r>
+    </w:p>
+    <w:p>
+      <w:pPr>
+        <w:pStyle w:val="VorformatierterTextuser"/>
+        <w:spacing w:before="0" w:after="160"/>
+        <w:rPr/>
+      </w:pPr>
+      <w:r>
+        <w:rPr>
+          <w:rStyle w:val="Quelltextuser"/>
+        </w:rPr>
+        <w:t>service.js</w:t>
+      </w:r>
+    </w:p>
+    <w:p>
+      <w:pPr>
+        <w:sectPr>
+          <w:type w:val="continuous"/>
+          <w:pgSz w:w="11906" w:h="16838"/>
+          <w:pgMar w:left="1417" w:right="1417" w:gutter="0" w:header="0" w:top="1417" w:footer="0" w:bottom="1134"/>
+          <w:formProt w:val="false"/>
+          <w:textDirection w:val="lrTb"/>
+          <w:docGrid w:type="default" w:linePitch="360" w:charSpace="0"/>
+        </w:sectPr>
+      </w:pPr>
+    </w:p>
+    <w:p>
+      <w:pPr>
+        <w:pStyle w:val="BodyText"/>
+        <w:spacing w:lineRule="auto" w:line="259" w:before="0" w:after="160"/>
+        <w:rPr/>
+      </w:pPr>
+      <w:r>
+        <w:rPr/>
+        <w:t>Dadurch weiß man sofort, wo man suchen muss.</w:t>
+      </w:r>
+    </w:p>
+    <w:p>
+      <w:pPr>
+        <w:pStyle w:val="HorizontaleLinieuser"/>
+        <w:spacing w:before="0" w:after="160"/>
+        <w:rPr/>
+      </w:pPr>
+      <w:r>
+        <w:rPr/>
+      </w:r>
+    </w:p>
+    <w:p>
+      <w:pPr>
+        <w:pStyle w:val="Heading1"/>
+        <w:spacing w:before="0" w:after="160"/>
+        <w:rPr/>
+      </w:pPr>
+      <w:r>
+        <w:rPr/>
+        <w:t>8. Architekturregeln</w:t>
+      </w:r>
+    </w:p>
+    <w:p>
+      <w:pPr>
+        <w:pStyle w:val="BodyText"/>
+        <w:spacing w:lineRule="auto" w:line="259" w:before="0" w:after="160"/>
+        <w:rPr/>
+      </w:pPr>
+      <w:r>
+        <w:rPr/>
+        <w:t>Das ist für mich das Herzstück.</w:t>
+      </w:r>
+    </w:p>
+    <w:p>
+      <w:pPr>
+        <w:sectPr>
+          <w:type w:val="continuous"/>
+          <w:pgSz w:w="11906" w:h="16838"/>
+          <w:pgMar w:left="1417" w:right="1417" w:gutter="0" w:header="0" w:top="1417" w:footer="0" w:bottom="1134"/>
+          <w:formProt w:val="false"/>
+          <w:textDirection w:val="lrTb"/>
+          <w:docGrid w:type="default" w:linePitch="360" w:charSpace="0"/>
+        </w:sectPr>
+      </w:pPr>
+    </w:p>
+    <w:p>
+      <w:pPr>
+        <w:pStyle w:val="VorformatierterTextuser"/>
+        <w:spacing w:before="0" w:after="160"/>
+        <w:ind w:hanging="0" w:start="0" w:end="0"/>
+        <w:rPr/>
+      </w:pPr>
+      <w:bookmarkStart w:id="16" w:name="code-block-viewer_Kopie_16"/>
+      <w:bookmarkEnd w:id="16"/>
+      <w:r>
+        <w:rPr>
+          <w:rStyle w:val="Quelltextuser"/>
+        </w:rPr>
+        <w:t>main.js</w:t>
+      </w:r>
+    </w:p>
+    <w:p>
+      <w:pPr>
+        <w:pStyle w:val="VorformatierterTextuser"/>
+        <w:spacing w:before="0" w:after="160"/>
+        <w:rPr/>
+      </w:pPr>
+      <w:r>
+        <w:rPr/>
+      </w:r>
+    </w:p>
+    <w:p>
+      <w:pPr>
+        <w:pStyle w:val="VorformatierterTextuser"/>
+        <w:spacing w:before="0" w:after="160"/>
+        <w:rPr/>
+      </w:pPr>
+      <w:r>
+        <w:rPr>
+          <w:rStyle w:val="Quelltextuser"/>
+        </w:rPr>
+        <w:t>↓</w:t>
+      </w:r>
+    </w:p>
+    <w:p>
+      <w:pPr>
+        <w:pStyle w:val="VorformatierterTextuser"/>
+        <w:spacing w:before="0" w:after="160"/>
+        <w:rPr/>
+      </w:pPr>
+      <w:r>
+        <w:rPr/>
+      </w:r>
+    </w:p>
+    <w:p>
+      <w:pPr>
+        <w:pStyle w:val="VorformatierterTextuser"/>
+        <w:spacing w:before="0" w:after="160"/>
+        <w:rPr/>
+      </w:pPr>
+      <w:r>
+        <w:rPr>
+          <w:rStyle w:val="Quelltextuser"/>
+        </w:rPr>
+        <w:t>app.js</w:t>
+      </w:r>
+    </w:p>
+    <w:p>
+      <w:pPr>
+        <w:pStyle w:val="VorformatierterTextuser"/>
+        <w:spacing w:before="0" w:after="160"/>
+        <w:rPr/>
+      </w:pPr>
+      <w:r>
+        <w:rPr/>
+      </w:r>
+    </w:p>
+    <w:p>
+      <w:pPr>
+        <w:pStyle w:val="VorformatierterTextuser"/>
+        <w:spacing w:before="0" w:after="160"/>
+        <w:rPr/>
+      </w:pPr>
+      <w:r>
+        <w:rPr>
+          <w:rStyle w:val="Quelltextuser"/>
+        </w:rPr>
+        <w:t>↓</w:t>
+      </w:r>
+    </w:p>
+    <w:p>
+      <w:pPr>
+        <w:pStyle w:val="VorformatierterTextuser"/>
+        <w:spacing w:before="0" w:after="160"/>
+        <w:rPr/>
+      </w:pPr>
+      <w:r>
+        <w:rPr/>
+      </w:r>
+    </w:p>
+    <w:p>
+      <w:pPr>
+        <w:pStyle w:val="VorformatierterTextuser"/>
+        <w:spacing w:before="0" w:after="160"/>
+        <w:rPr/>
+      </w:pPr>
+      <w:r>
+        <w:rPr>
+          <w:rStyle w:val="Quelltextuser"/>
+        </w:rPr>
+        <w:t>router.js</w:t>
+      </w:r>
+    </w:p>
+    <w:p>
+      <w:pPr>
+        <w:pStyle w:val="VorformatierterTextuser"/>
+        <w:spacing w:before="0" w:after="160"/>
+        <w:rPr/>
+      </w:pPr>
+      <w:r>
+        <w:rPr/>
+      </w:r>
+    </w:p>
+    <w:p>
+      <w:pPr>
+        <w:pStyle w:val="VorformatierterTextuser"/>
+        <w:spacing w:before="0" w:after="160"/>
+        <w:rPr/>
+      </w:pPr>
+      <w:r>
+        <w:rPr>
+          <w:rStyle w:val="Quelltextuser"/>
+        </w:rPr>
+        <w:t>↓</w:t>
+      </w:r>
+    </w:p>
+    <w:p>
+      <w:pPr>
+        <w:pStyle w:val="VorformatierterTextuser"/>
+        <w:spacing w:before="0" w:after="160"/>
+        <w:rPr/>
+      </w:pPr>
+      <w:r>
+        <w:rPr/>
+      </w:r>
+    </w:p>
+    <w:p>
+      <w:pPr>
+        <w:pStyle w:val="VorformatierterTextuser"/>
+        <w:spacing w:before="0" w:after="160"/>
+        <w:rPr/>
+      </w:pPr>
+      <w:r>
+        <w:rPr>
+          <w:rStyle w:val="Quelltextuser"/>
+        </w:rPr>
+        <w:t>module</w:t>
+      </w:r>
+    </w:p>
+    <w:p>
+      <w:pPr>
+        <w:pStyle w:val="VorformatierterTextuser"/>
+        <w:spacing w:before="0" w:after="160"/>
+        <w:rPr/>
+      </w:pPr>
+      <w:r>
+        <w:rPr/>
+      </w:r>
+    </w:p>
+    <w:p>
+      <w:pPr>
+        <w:pStyle w:val="VorformatierterTextuser"/>
+        <w:spacing w:before="0" w:after="160"/>
+        <w:rPr/>
+      </w:pPr>
+      <w:r>
+        <w:rPr>
+          <w:rStyle w:val="Quelltextuser"/>
+        </w:rPr>
+        <w:t>↓</w:t>
+      </w:r>
+    </w:p>
+    <w:p>
+      <w:pPr>
+        <w:pStyle w:val="VorformatierterTextuser"/>
+        <w:spacing w:before="0" w:after="160"/>
+        <w:rPr/>
+      </w:pPr>
+      <w:r>
+        <w:rPr/>
+      </w:r>
+    </w:p>
+    <w:p>
+      <w:pPr>
+        <w:pStyle w:val="VorformatierterTextuser"/>
+        <w:spacing w:before="0" w:after="160"/>
+        <w:rPr/>
+      </w:pPr>
+      <w:r>
+        <w:rPr>
+          <w:rStyle w:val="Quelltextuser"/>
+        </w:rPr>
+        <w:t>view</w:t>
+      </w:r>
+    </w:p>
+    <w:p>
+      <w:pPr>
+        <w:sectPr>
+          <w:type w:val="continuous"/>
+          <w:pgSz w:w="11906" w:h="16838"/>
+          <w:pgMar w:left="1417" w:right="1417" w:gutter="0" w:header="0" w:top="1417" w:footer="0" w:bottom="1134"/>
+          <w:formProt w:val="false"/>
+          <w:textDirection w:val="lrTb"/>
+          <w:docGrid w:type="default" w:linePitch="360" w:charSpace="0"/>
+        </w:sectPr>
+      </w:pPr>
+    </w:p>
+    <w:p>
+      <w:pPr>
+        <w:pStyle w:val="BodyText"/>
+        <w:spacing w:lineRule="auto" w:line="259" w:before="0" w:after="160"/>
+        <w:rPr/>
+      </w:pPr>
+      <w:r>
+        <w:rPr/>
+        <w:t>Nicht andersherum.</w:t>
+      </w:r>
+    </w:p>
+    <w:p>
+      <w:pPr>
+        <w:pStyle w:val="BodyText"/>
+        <w:spacing w:lineRule="auto" w:line="259" w:before="0" w:after="160"/>
+        <w:rPr/>
+      </w:pPr>
+      <w:r>
+        <w:rPr/>
+        <w:t>Module kennen niemals die App.</w:t>
+      </w:r>
+    </w:p>
+    <w:p>
+      <w:pPr>
+        <w:pStyle w:val="HorizontaleLinieuser"/>
+        <w:spacing w:before="0" w:after="160"/>
+        <w:rPr/>
+      </w:pPr>
+      <w:r>
+        <w:rPr/>
+      </w:r>
+    </w:p>
+    <w:p>
+      <w:pPr>
+        <w:pStyle w:val="Heading1"/>
+        <w:spacing w:before="0" w:after="160"/>
+        <w:rPr/>
+      </w:pPr>
+      <w:r>
+        <w:rPr/>
+        <w:t>9. Daten</w:t>
+      </w:r>
+    </w:p>
+    <w:p>
+      <w:pPr>
+        <w:pStyle w:val="BodyText"/>
+        <w:spacing w:lineRule="auto" w:line="259" w:before="0" w:after="160"/>
+        <w:rPr/>
+      </w:pPr>
+      <w:r>
+        <w:rPr/>
+        <w:t>Die Daten kommen grundsätzlich aus:</w:t>
+      </w:r>
+    </w:p>
+    <w:p>
+      <w:pPr>
+        <w:sectPr>
+          <w:type w:val="continuous"/>
+          <w:pgSz w:w="11906" w:h="16838"/>
+          <w:pgMar w:left="1417" w:right="1417" w:gutter="0" w:header="0" w:top="1417" w:footer="0" w:bottom="1134"/>
+          <w:formProt w:val="false"/>
+          <w:textDirection w:val="lrTb"/>
+          <w:docGrid w:type="default" w:linePitch="360" w:charSpace="0"/>
+        </w:sectPr>
+      </w:pPr>
+    </w:p>
+    <w:p>
+      <w:pPr>
+        <w:pStyle w:val="VorformatierterTextuser"/>
+        <w:spacing w:before="0" w:after="160"/>
+        <w:ind w:hanging="0" w:start="0" w:end="0"/>
+        <w:rPr/>
+      </w:pPr>
+      <w:bookmarkStart w:id="17" w:name="code-block-viewer_Kopie_17"/>
+      <w:bookmarkEnd w:id="17"/>
+      <w:r>
+        <w:rPr>
+          <w:rStyle w:val="Quelltextuser"/>
+        </w:rPr>
+        <w:t>modules.js</w:t>
+      </w:r>
+    </w:p>
+    <w:p>
+      <w:pPr>
+        <w:pStyle w:val="VorformatierterTextuser"/>
+        <w:spacing w:before="0" w:after="160"/>
+        <w:rPr/>
+      </w:pPr>
+      <w:r>
+        <w:rPr/>
+      </w:r>
+    </w:p>
+    <w:p>
+      <w:pPr>
+        <w:pStyle w:val="VorformatierterTextuser"/>
+        <w:spacing w:before="0" w:after="160"/>
+        <w:rPr/>
+      </w:pPr>
+      <w:r>
+        <w:rPr>
+          <w:rStyle w:val="Quelltextuser"/>
+        </w:rPr>
+        <w:t>↓</w:t>
+      </w:r>
+    </w:p>
+    <w:p>
+      <w:pPr>
+        <w:pStyle w:val="VorformatierterTextuser"/>
+        <w:spacing w:before="0" w:after="160"/>
+        <w:rPr/>
+      </w:pPr>
+      <w:r>
+        <w:rPr/>
+      </w:r>
+    </w:p>
+    <w:p>
+      <w:pPr>
+        <w:pStyle w:val="VorformatierterTextuser"/>
+        <w:spacing w:before="0" w:after="160"/>
+        <w:rPr/>
+      </w:pPr>
+      <w:r>
+        <w:rPr>
+          <w:rStyle w:val="Quelltextuser"/>
+        </w:rPr>
+        <w:t>Dashboard</w:t>
+      </w:r>
+    </w:p>
+    <w:p>
+      <w:pPr>
+        <w:sectPr>
+          <w:type w:val="continuous"/>
+          <w:pgSz w:w="11906" w:h="16838"/>
+          <w:pgMar w:left="1417" w:right="1417" w:gutter="0" w:header="0" w:top="1417" w:footer="0" w:bottom="1134"/>
+          <w:formProt w:val="false"/>
+          <w:textDirection w:val="lrTb"/>
+          <w:docGrid w:type="default" w:linePitch="360" w:charSpace="0"/>
+        </w:sectPr>
+      </w:pPr>
+    </w:p>
+    <w:p>
+      <w:pPr>
+        <w:pStyle w:val="BodyText"/>
+        <w:spacing w:lineRule="auto" w:line="259" w:before="0" w:after="160"/>
+        <w:rPr/>
+      </w:pPr>
+      <w:r>
+        <w:rPr/>
+        <w:t>Nicht aus HTML.</w:t>
+      </w:r>
+    </w:p>
+    <w:p>
+      <w:pPr>
+        <w:pStyle w:val="BodyText"/>
+        <w:spacing w:lineRule="auto" w:line="259" w:before="0" w:after="160"/>
+        <w:rPr/>
+      </w:pPr>
+      <w:r>
+        <w:rPr/>
+        <w:t>HTML wird ausschließlich zur Laufzeit erzeugt.</w:t>
+      </w:r>
+    </w:p>
+    <w:p>
+      <w:pPr>
+        <w:pStyle w:val="HorizontaleLinieuser"/>
+        <w:spacing w:before="0" w:after="160"/>
+        <w:rPr/>
+      </w:pPr>
+      <w:r>
+        <w:rPr/>
+      </w:r>
+    </w:p>
+    <w:p>
+      <w:pPr>
+        <w:pStyle w:val="Heading1"/>
+        <w:spacing w:before="0" w:after="160"/>
+        <w:rPr/>
+      </w:pPr>
+      <w:r>
+        <w:rPr/>
+        <w:t>10. Zukunft</w:t>
+      </w:r>
+    </w:p>
+    <w:p>
+      <w:pPr>
+        <w:pStyle w:val="BodyText"/>
+        <w:spacing w:lineRule="auto" w:line="259" w:before="0" w:after="160"/>
+        <w:rPr/>
+      </w:pPr>
+      <w:r>
+        <w:rPr/>
+        <w:t>Berechtigungen</w:t>
+      </w:r>
+    </w:p>
+    <w:p>
+      <w:pPr>
+        <w:pStyle w:val="BodyText"/>
+        <w:spacing w:lineRule="auto" w:line="259" w:before="0" w:after="160"/>
+        <w:rPr/>
+      </w:pPr>
+      <w:r>
+        <w:rPr/>
+        <w:t>↓</w:t>
+      </w:r>
+    </w:p>
+    <w:p>
+      <w:pPr>
+        <w:pStyle w:val="BodyText"/>
+        <w:spacing w:lineRule="auto" w:line="259" w:before="0" w:after="160"/>
+        <w:rPr/>
+      </w:pPr>
+      <w:r>
+        <w:rPr/>
+        <w:t>Supabase</w:t>
+      </w:r>
+    </w:p>
+    <w:p>
+      <w:pPr>
+        <w:pStyle w:val="BodyText"/>
+        <w:spacing w:lineRule="auto" w:line="259" w:before="0" w:after="160"/>
+        <w:rPr/>
+      </w:pPr>
+      <w:r>
+        <w:rPr/>
+        <w:t>↓</w:t>
+      </w:r>
+    </w:p>
+    <w:p>
+      <w:pPr>
+        <w:pStyle w:val="BodyText"/>
+        <w:spacing w:lineRule="auto" w:line="259" w:before="0" w:after="160"/>
+        <w:rPr/>
+      </w:pPr>
+      <w:r>
+        <w:rPr/>
+        <w:t>Shared Calendar</w:t>
+      </w:r>
+    </w:p>
+    <w:p>
+      <w:pPr>
+        <w:pStyle w:val="BodyText"/>
+        <w:spacing w:lineRule="auto" w:line="259" w:before="0" w:after="160"/>
+        <w:rPr/>
+      </w:pPr>
+      <w:r>
+        <w:rPr/>
+        <w:t>↓</w:t>
+      </w:r>
+    </w:p>
+    <w:p>
+      <w:pPr>
+        <w:pStyle w:val="BodyText"/>
+        <w:spacing w:lineRule="auto" w:line="259" w:before="0" w:after="160"/>
+        <w:rPr/>
+      </w:pPr>
+      <w:r>
+        <w:rPr/>
+        <w:t>Worktime</w:t>
+      </w:r>
+    </w:p>
+    <w:p>
+      <w:pPr>
+        <w:pStyle w:val="BodyText"/>
+        <w:spacing w:lineRule="auto" w:line="259" w:before="0" w:after="160"/>
+        <w:rPr/>
+      </w:pPr>
+      <w:r>
+        <w:rPr/>
+        <w:t>↓</w:t>
+      </w:r>
+    </w:p>
+    <w:p>
+      <w:pPr>
+        <w:pStyle w:val="BodyText"/>
+        <w:spacing w:lineRule="auto" w:line="259" w:before="0" w:after="160"/>
+        <w:rPr/>
+      </w:pPr>
+      <w:r>
+        <w:rPr/>
+        <w:t>Household</w:t>
+      </w:r>
+    </w:p>
+    <w:p>
+      <w:pPr>
+        <w:pStyle w:val="BodyText"/>
+        <w:spacing w:lineRule="auto" w:line="259" w:before="0" w:after="160"/>
+        <w:rPr/>
+      </w:pPr>
+      <w:r>
+        <w:rPr/>
+        <w:t>↓</w:t>
+      </w:r>
+    </w:p>
+    <w:p>
+      <w:pPr>
+        <w:pStyle w:val="BodyText"/>
+        <w:spacing w:lineRule="auto" w:line="259" w:before="0" w:after="160"/>
+        <w:rPr/>
+      </w:pPr>
+      <w:r>
+        <w:rPr/>
+        <w:t>Bread</w:t>
+      </w:r>
+    </w:p>
+    <w:p>
+      <w:pPr>
+        <w:pStyle w:val="BodyText"/>
+        <w:spacing w:lineRule="auto" w:line="259" w:before="0" w:after="160"/>
+        <w:rPr/>
+      </w:pPr>
+      <w:r>
+        <w:rPr/>
+        <w:t>↓</w:t>
+      </w:r>
+    </w:p>
+    <w:p>
+      <w:pPr>
+        <w:pStyle w:val="BodyText"/>
+        <w:spacing w:lineRule="auto" w:line="259" w:before="0" w:after="160"/>
+        <w:rPr/>
+      </w:pPr>
+      <w:r>
+        <w:rPr/>
+        <w:t>Coffee</w:t>
+      </w:r>
+    </w:p>
+    <w:p>
+      <w:pPr>
+        <w:pStyle w:val="BodyText"/>
+        <w:spacing w:lineRule="auto" w:line="259" w:before="0" w:after="160"/>
+        <w:rPr/>
+      </w:pPr>
+      <w:r>
+        <w:rPr/>
+        <w:t>Alle zukünftigen Module sollen ohne Änderungen am Dashboard ergänzt werden können.</w:t>
+      </w:r>
+    </w:p>
+    <w:p>
+      <w:pPr>
+        <w:pStyle w:val="Normal"/>
+        <w:widowControl/>
+        <w:bidi w:val="0"/>
+        <w:spacing w:lineRule="auto" w:line="259" w:before="0" w:after="160"/>
+        <w:jc w:val="start"/>
+        <w:rPr/>
+      </w:pPr>
+      <w:r>
+        <w:rPr/>
+      </w:r>
+      <w:bookmarkStart w:id="18" w:name="_GoBack"/>
+      <w:bookmarkEnd w:id="18"/>
     </w:p>
     <w:sectPr>
+      <w:type w:val="continuous"/>
       <w:pgSz w:w="11906" w:h="16838"/>
-      <w:pgMar w:top="1417" w:right="1417" w:bottom="1134" w:left="1417" w:header="708" w:footer="708" w:gutter="0"/>
-      <w:cols w:space="708"/>
-      <w:docGrid w:linePitch="360"/>
+      <w:pgMar w:left="1417" w:right="1417" w:gutter="0" w:header="0" w:top="1417" w:footer="0" w:bottom="1134"/>
+      <w:formProt w:val="false"/>
+      <w:textDirection w:val="lrTb"/>
+      <w:docGrid w:type="default" w:linePitch="360" w:charSpace="0"/>
     </w:sectPr>
   </w:body>
 </w:document>
 </file>
 
+<file path=word/numbering.xml><?xml version="1.0" encoding="utf-8"?>
+<w:numbering xmlns:w="http://schemas.openxmlformats.org/wordprocessingml/2006/main" xmlns:o="urn:schemas-microsoft-com:office:office" xmlns:r="http://schemas.openxmlformats.org/officeDocument/2006/relationships" xmlns:v="urn:schemas-microsoft-com:vml" xmlns:mc="http://schemas.openxmlformats.org/markup-compatibility/2006" xmlns:w14="http://schemas.microsoft.com/office/word/2010/wordml" mc:Ignorable="w14">
+  <w:abstractNum w:abstractNumId="1">
+    <w:lvl w:ilvl="0">
+      <w:start w:val="1"/>
+      <w:numFmt w:val="none"/>
+      <w:suff w:val="nothing"/>
+      <w:lvlText w:val=""/>
+      <w:lvlJc w:val="start"/>
+      <w:pPr>
+        <w:tabs>
+          <w:tab w:val="num" w:pos="0"/>
+        </w:tabs>
+        <w:ind w:start="0" w:hanging="0"/>
+      </w:pPr>
+    </w:lvl>
+    <w:lvl w:ilvl="1">
+      <w:start w:val="1"/>
+      <w:numFmt w:val="none"/>
+      <w:suff w:val="nothing"/>
+      <w:lvlText w:val=""/>
+      <w:lvlJc w:val="start"/>
+      <w:pPr>
+        <w:tabs>
+          <w:tab w:val="num" w:pos="0"/>
+        </w:tabs>
+        <w:ind w:start="0" w:hanging="0"/>
+      </w:pPr>
+    </w:lvl>
+    <w:lvl w:ilvl="2">
+      <w:start w:val="1"/>
+      <w:numFmt w:val="none"/>
+      <w:pStyle w:val="Heading3"/>
+      <w:suff w:val="nothing"/>
+      <w:lvlText w:val=""/>
+      <w:lvlJc w:val="start"/>
+      <w:pPr>
+        <w:tabs>
+          <w:tab w:val="num" w:pos="0"/>
+        </w:tabs>
+        <w:ind w:start="0" w:hanging="0"/>
+      </w:pPr>
+    </w:lvl>
+    <w:lvl w:ilvl="3">
+      <w:start w:val="1"/>
+      <w:numFmt w:val="none"/>
+      <w:suff w:val="nothing"/>
+      <w:lvlText w:val=""/>
+      <w:lvlJc w:val="start"/>
+      <w:pPr>
+        <w:tabs>
+          <w:tab w:val="num" w:pos="0"/>
+        </w:tabs>
+        <w:ind w:start="0" w:hanging="0"/>
+      </w:pPr>
+    </w:lvl>
+    <w:lvl w:ilvl="4">
+      <w:start w:val="1"/>
+      <w:numFmt w:val="none"/>
+      <w:suff w:val="nothing"/>
+      <w:lvlText w:val=""/>
+      <w:lvlJc w:val="start"/>
+      <w:pPr>
+        <w:tabs>
+          <w:tab w:val="num" w:pos="0"/>
+        </w:tabs>
+        <w:ind w:start="0" w:hanging="0"/>
+      </w:pPr>
+    </w:lvl>
+    <w:lvl w:ilvl="5">
+      <w:start w:val="1"/>
+      <w:numFmt w:val="none"/>
+      <w:suff w:val="nothing"/>
+      <w:lvlText w:val=""/>
+      <w:lvlJc w:val="start"/>
+      <w:pPr>
+        <w:tabs>
+          <w:tab w:val="num" w:pos="0"/>
+        </w:tabs>
+        <w:ind w:start="0" w:hanging="0"/>
+      </w:pPr>
+    </w:lvl>
+    <w:lvl w:ilvl="6">
+      <w:start w:val="1"/>
+      <w:numFmt w:val="none"/>
+      <w:suff w:val="nothing"/>
+      <w:lvlText w:val=""/>
+      <w:lvlJc w:val="start"/>
+      <w:pPr>
+        <w:tabs>
+          <w:tab w:val="num" w:pos="0"/>
+        </w:tabs>
+        <w:ind w:start="0" w:hanging="0"/>
+      </w:pPr>
+    </w:lvl>
+    <w:lvl w:ilvl="7">
+      <w:start w:val="1"/>
+      <w:numFmt w:val="none"/>
+      <w:suff w:val="nothing"/>
+      <w:lvlText w:val=""/>
+      <w:lvlJc w:val="start"/>
+      <w:pPr>
+        <w:tabs>
+          <w:tab w:val="num" w:pos="0"/>
+        </w:tabs>
+        <w:ind w:start="0" w:hanging="0"/>
+      </w:pPr>
+    </w:lvl>
+    <w:lvl w:ilvl="8">
+      <w:start w:val="1"/>
+      <w:numFmt w:val="none"/>
+      <w:suff w:val="nothing"/>
+      <w:lvlText w:val=""/>
+      <w:lvlJc w:val="start"/>
+      <w:pPr>
+        <w:tabs>
+          <w:tab w:val="num" w:pos="0"/>
+        </w:tabs>
+        <w:ind w:start="0" w:hanging="0"/>
+      </w:pPr>
+    </w:lvl>
+  </w:abstractNum>
+  <w:abstractNum w:abstractNumId="2">
+    <w:lvl w:ilvl="0">
+      <w:start w:val="1"/>
+      <w:numFmt w:val="bullet"/>
+      <w:lvlText w:val=""/>
+      <w:lvlJc w:val="start"/>
+      <w:pPr>
+        <w:tabs>
+          <w:tab w:val="num" w:pos="709"/>
+        </w:tabs>
+        <w:ind w:start="709" w:hanging="283"/>
+      </w:pPr>
+      <w:rPr>
+        <w:rFonts w:ascii="Symbol" w:hAnsi="Symbol" w:cs="Symbol" w:hint="default"/>
+      </w:rPr>
+    </w:lvl>
+    <w:lvl w:ilvl="1">
+      <w:start w:val="1"/>
+      <w:numFmt w:val="bullet"/>
+      <w:lvlText w:val=""/>
+      <w:lvlJc w:val="start"/>
+      <w:pPr>
+        <w:tabs>
+          <w:tab w:val="num" w:pos="1418"/>
+        </w:tabs>
+        <w:ind w:start="1418" w:hanging="283"/>
+      </w:pPr>
+      <w:rPr>
+        <w:rFonts w:ascii="Symbol" w:hAnsi="Symbol" w:cs="Symbol" w:hint="default"/>
+      </w:rPr>
+    </w:lvl>
+    <w:lvl w:ilvl="2">
+      <w:start w:val="1"/>
+      <w:numFmt w:val="bullet"/>
+      <w:lvlText w:val=""/>
+      <w:lvlJc w:val="start"/>
+      <w:pPr>
+        <w:tabs>
+          <w:tab w:val="num" w:pos="2127"/>
+        </w:tabs>
+        <w:ind w:start="2127" w:hanging="283"/>
+      </w:pPr>
+      <w:rPr>
+        <w:rFonts w:ascii="Symbol" w:hAnsi="Symbol" w:cs="Symbol" w:hint="default"/>
+      </w:rPr>
+    </w:lvl>
+    <w:lvl w:ilvl="3">
+      <w:start w:val="1"/>
+      <w:numFmt w:val="bullet"/>
+      <w:lvlText w:val=""/>
+      <w:lvlJc w:val="start"/>
+      <w:pPr>
+        <w:tabs>
+          <w:tab w:val="num" w:pos="2836"/>
+        </w:tabs>
+        <w:ind w:start="2836" w:hanging="283"/>
+      </w:pPr>
+      <w:rPr>
+        <w:rFonts w:ascii="Symbol" w:hAnsi="Symbol" w:cs="Symbol" w:hint="default"/>
+      </w:rPr>
+    </w:lvl>
+    <w:lvl w:ilvl="4">
+      <w:start w:val="1"/>
+      <w:numFmt w:val="bullet"/>
+      <w:lvlText w:val=""/>
+      <w:lvlJc w:val="start"/>
+      <w:pPr>
+        <w:tabs>
+          <w:tab w:val="num" w:pos="3545"/>
+        </w:tabs>
+        <w:ind w:start="3545" w:hanging="283"/>
+      </w:pPr>
+      <w:rPr>
+        <w:rFonts w:ascii="Symbol" w:hAnsi="Symbol" w:cs="Symbol" w:hint="default"/>
+      </w:rPr>
+    </w:lvl>
+    <w:lvl w:ilvl="5">
+      <w:start w:val="1"/>
+      <w:numFmt w:val="bullet"/>
+      <w:lvlText w:val=""/>
+      <w:lvlJc w:val="start"/>
+      <w:pPr>
+        <w:tabs>
+          <w:tab w:val="num" w:pos="4254"/>
+        </w:tabs>
+        <w:ind w:start="4254" w:hanging="283"/>
+      </w:pPr>
+      <w:rPr>
+        <w:rFonts w:ascii="Symbol" w:hAnsi="Symbol" w:cs="Symbol" w:hint="default"/>
+      </w:rPr>
+    </w:lvl>
+    <w:lvl w:ilvl="6">
+      <w:start w:val="1"/>
+      <w:numFmt w:val="bullet"/>
+      <w:lvlText w:val=""/>
+      <w:lvlJc w:val="start"/>
+      <w:pPr>
+        <w:tabs>
+          <w:tab w:val="num" w:pos="4963"/>
+        </w:tabs>
+        <w:ind w:start="4963" w:hanging="283"/>
+      </w:pPr>
+      <w:rPr>
+        <w:rFonts w:ascii="Symbol" w:hAnsi="Symbol" w:cs="Symbol" w:hint="default"/>
+      </w:rPr>
+    </w:lvl>
+    <w:lvl w:ilvl="7">
+      <w:start w:val="1"/>
+      <w:numFmt w:val="bullet"/>
+      <w:lvlText w:val=""/>
+      <w:lvlJc w:val="start"/>
+      <w:pPr>
+        <w:tabs>
+          <w:tab w:val="num" w:pos="5672"/>
+        </w:tabs>
+        <w:ind w:start="5672" w:hanging="283"/>
+      </w:pPr>
+      <w:rPr>
+        <w:rFonts w:ascii="Symbol" w:hAnsi="Symbol" w:cs="Symbol" w:hint="default"/>
+      </w:rPr>
+    </w:lvl>
+    <w:lvl w:ilvl="8">
+      <w:start w:val="1"/>
+      <w:numFmt w:val="bullet"/>
+      <w:lvlText w:val=""/>
+      <w:lvlJc w:val="start"/>
+      <w:pPr>
+        <w:tabs>
+          <w:tab w:val="num" w:pos="6381"/>
+        </w:tabs>
+        <w:ind w:start="6381" w:hanging="283"/>
+      </w:pPr>
+      <w:rPr>
+        <w:rFonts w:ascii="Symbol" w:hAnsi="Symbol" w:cs="Symbol" w:hint="default"/>
+      </w:rPr>
+    </w:lvl>
+  </w:abstractNum>
+  <w:num w:numId="1">
+    <w:abstractNumId w:val="1"/>
+  </w:num>
+  <w:num w:numId="2">
+    <w:abstractNumId w:val="2"/>
+  </w:num>
+</w:numbering>
+</file>
+
 <file path=word/styles.xml><?xml version="1.0" encoding="utf-8"?>
-<w:styles xmlns:mc="http://schemas.openxmlformats.org/markup-compatibility/2006" xmlns:r="http://schemas.openxmlformats.org/officeDocument/2006/relationships" xmlns:w="http://schemas.openxmlformats.org/wordprocessingml/2006/main" xmlns:w14="http://schemas.microsoft.com/office/word/2010/wordml" xmlns:w15="http://schemas.microsoft.com/office/word/2012/wordml" xmlns:w16cid="http://schemas.microsoft.com/office/word/2016/wordml/cid" xmlns:w16se="http://schemas.microsoft.com/office/word/2015/wordml/symex" mc:Ignorable="w14 w15 w16se w16cid">
+<w:styles xmlns:w="http://schemas.openxmlformats.org/wordprocessingml/2006/main" xmlns:w14="http://schemas.microsoft.com/office/word/2010/wordml" xmlns:mc="http://schemas.openxmlformats.org/markup-compatibility/2006" mc:Ignorable="w14">
   <w:docDefaults>
     <w:rPrDefault>
       <w:rPr>
-        <w:rFonts w:asciiTheme="minorHAnsi" w:eastAsiaTheme="minorHAnsi" w:hAnsiTheme="minorHAnsi" w:cstheme="minorBidi"/>
+        <w:rFonts w:ascii="Calibri" w:hAnsi="Calibri" w:eastAsia="Calibri" w:cs="" w:asciiTheme="minorHAnsi" w:cstheme="minorBidi" w:eastAsiaTheme="minorHAnsi" w:hAnsiTheme="minorHAnsi"/>
         <w:sz w:val="22"/>
         <w:szCs w:val="22"/>
         <w:lang w:val="de-DE" w:eastAsia="en-US" w:bidi="ar-SA"/>
@@ -385,21 +4009,21 @@
     </w:rPrDefault>
     <w:pPrDefault>
       <w:pPr>
-        <w:spacing w:after="160" w:line="259" w:lineRule="auto"/>
+        <w:suppressAutoHyphens w:val="true"/>
       </w:pPr>
     </w:pPrDefault>
   </w:docDefaults>
   <w:latentStyles w:defLockedState="0" w:defUIPriority="99" w:defSemiHidden="0" w:defUnhideWhenUsed="0" w:defQFormat="0" w:count="375">
     <w:lsdException w:name="Normal" w:uiPriority="0" w:qFormat="1"/>
     <w:lsdException w:name="heading 1" w:uiPriority="9" w:qFormat="1"/>
-    <w:lsdException w:name="heading 2" w:semiHidden="1" w:uiPriority="9" w:unhideWhenUsed="1" w:qFormat="1"/>
-    <w:lsdException w:name="heading 3" w:semiHidden="1" w:uiPriority="9" w:unhideWhenUsed="1" w:qFormat="1"/>
-    <w:lsdException w:name="heading 4" w:semiHidden="1" w:uiPriority="9" w:unhideWhenUsed="1" w:qFormat="1"/>
-    <w:lsdException w:name="heading 5" w:semiHidden="1" w:uiPriority="9" w:unhideWhenUsed="1" w:qFormat="1"/>
-    <w:lsdException w:name="heading 6" w:semiHidden="1" w:uiPriority="9" w:unhideWhenUsed="1" w:qFormat="1"/>
-    <w:lsdException w:name="heading 7" w:semiHidden="1" w:uiPriority="9" w:unhideWhenUsed="1" w:qFormat="1"/>
-    <w:lsdException w:name="heading 8" w:semiHidden="1" w:uiPriority="9" w:unhideWhenUsed="1" w:qFormat="1"/>
-    <w:lsdException w:name="heading 9" w:semiHidden="1" w:uiPriority="9" w:unhideWhenUsed="1" w:qFormat="1"/>
+    <w:lsdException w:name="heading 2" w:uiPriority="9" w:semiHidden="1" w:unhideWhenUsed="1" w:qFormat="1"/>
+    <w:lsdException w:name="heading 3" w:uiPriority="9" w:semiHidden="1" w:unhideWhenUsed="1" w:qFormat="1"/>
+    <w:lsdException w:name="heading 4" w:uiPriority="9" w:semiHidden="1" w:unhideWhenUsed="1" w:qFormat="1"/>
+    <w:lsdException w:name="heading 5" w:uiPriority="9" w:semiHidden="1" w:unhideWhenUsed="1" w:qFormat="1"/>
+    <w:lsdException w:name="heading 6" w:uiPriority="9" w:semiHidden="1" w:unhideWhenUsed="1" w:qFormat="1"/>
+    <w:lsdException w:name="heading 7" w:uiPriority="9" w:semiHidden="1" w:unhideWhenUsed="1" w:qFormat="1"/>
+    <w:lsdException w:name="heading 8" w:uiPriority="9" w:semiHidden="1" w:unhideWhenUsed="1" w:qFormat="1"/>
+    <w:lsdException w:name="heading 9" w:uiPriority="9" w:semiHidden="1" w:unhideWhenUsed="1" w:qFormat="1"/>
     <w:lsdException w:name="index 1" w:semiHidden="1" w:unhideWhenUsed="1"/>
     <w:lsdException w:name="index 2" w:semiHidden="1" w:unhideWhenUsed="1"/>
     <w:lsdException w:name="index 3" w:semiHidden="1" w:unhideWhenUsed="1"/>
@@ -409,22 +4033,22 @@
     <w:lsdException w:name="index 7" w:semiHidden="1" w:unhideWhenUsed="1"/>
     <w:lsdException w:name="index 8" w:semiHidden="1" w:unhideWhenUsed="1"/>
     <w:lsdException w:name="index 9" w:semiHidden="1" w:unhideWhenUsed="1"/>
-    <w:lsdException w:name="toc 1" w:semiHidden="1" w:uiPriority="39" w:unhideWhenUsed="1"/>
-    <w:lsdException w:name="toc 2" w:semiHidden="1" w:uiPriority="39" w:unhideWhenUsed="1"/>
-    <w:lsdException w:name="toc 3" w:semiHidden="1" w:uiPriority="39" w:unhideWhenUsed="1"/>
-    <w:lsdException w:name="toc 4" w:semiHidden="1" w:uiPriority="39" w:unhideWhenUsed="1"/>
-    <w:lsdException w:name="toc 5" w:semiHidden="1" w:uiPriority="39" w:unhideWhenUsed="1"/>
-    <w:lsdException w:name="toc 6" w:semiHidden="1" w:uiPriority="39" w:unhideWhenUsed="1"/>
-    <w:lsdException w:name="toc 7" w:semiHidden="1" w:uiPriority="39" w:unhideWhenUsed="1"/>
-    <w:lsdException w:name="toc 8" w:semiHidden="1" w:uiPriority="39" w:unhideWhenUsed="1"/>
-    <w:lsdException w:name="toc 9" w:semiHidden="1" w:uiPriority="39" w:unhideWhenUsed="1"/>
+    <w:lsdException w:name="toc 1" w:uiPriority="39" w:semiHidden="1" w:unhideWhenUsed="1"/>
+    <w:lsdException w:name="toc 2" w:uiPriority="39" w:semiHidden="1" w:unhideWhenUsed="1"/>
+    <w:lsdException w:name="toc 3" w:uiPriority="39" w:semiHidden="1" w:unhideWhenUsed="1"/>
+    <w:lsdException w:name="toc 4" w:uiPriority="39" w:semiHidden="1" w:unhideWhenUsed="1"/>
+    <w:lsdException w:name="toc 5" w:uiPriority="39" w:semiHidden="1" w:unhideWhenUsed="1"/>
+    <w:lsdException w:name="toc 6" w:uiPriority="39" w:semiHidden="1" w:unhideWhenUsed="1"/>
+    <w:lsdException w:name="toc 7" w:uiPriority="39" w:semiHidden="1" w:unhideWhenUsed="1"/>
+    <w:lsdException w:name="toc 8" w:uiPriority="39" w:semiHidden="1" w:unhideWhenUsed="1"/>
+    <w:lsdException w:name="toc 9" w:uiPriority="39" w:semiHidden="1" w:unhideWhenUsed="1"/>
     <w:lsdException w:name="Normal Indent" w:semiHidden="1" w:unhideWhenUsed="1"/>
     <w:lsdException w:name="footnote text" w:semiHidden="1" w:unhideWhenUsed="1"/>
     <w:lsdException w:name="annotation text" w:semiHidden="1" w:unhideWhenUsed="1"/>
     <w:lsdException w:name="header" w:semiHidden="1" w:unhideWhenUsed="1"/>
     <w:lsdException w:name="footer" w:semiHidden="1" w:unhideWhenUsed="1"/>
     <w:lsdException w:name="index heading" w:semiHidden="1" w:unhideWhenUsed="1"/>
-    <w:lsdException w:name="caption" w:semiHidden="1" w:uiPriority="35" w:unhideWhenUsed="1" w:qFormat="1"/>
+    <w:lsdException w:name="caption" w:uiPriority="35" w:semiHidden="1" w:unhideWhenUsed="1" w:qFormat="1"/>
     <w:lsdException w:name="table of figures" w:semiHidden="1" w:unhideWhenUsed="1"/>
     <w:lsdException w:name="envelope address" w:semiHidden="1" w:unhideWhenUsed="1"/>
     <w:lsdException w:name="envelope return" w:semiHidden="1" w:unhideWhenUsed="1"/>
@@ -455,7 +4079,7 @@
     <w:lsdException w:name="Title" w:uiPriority="10" w:qFormat="1"/>
     <w:lsdException w:name="Closing" w:semiHidden="1" w:unhideWhenUsed="1"/>
     <w:lsdException w:name="Signature" w:semiHidden="1" w:unhideWhenUsed="1"/>
-    <w:lsdException w:name="Default Paragraph Font" w:semiHidden="1" w:uiPriority="1" w:unhideWhenUsed="1"/>
+    <w:lsdException w:name="Default Paragraph Font" w:uiPriority="1" w:semiHidden="1" w:unhideWhenUsed="1"/>
     <w:lsdException w:name="Body Text" w:semiHidden="1" w:unhideWhenUsed="1"/>
     <w:lsdException w:name="Body Text Indent" w:semiHidden="1" w:unhideWhenUsed="1"/>
     <w:lsdException w:name="List Continue" w:semiHidden="1" w:unhideWhenUsed="1"/>
@@ -655,8 +4279,8 @@
     <w:lsdException w:name="Subtle Reference" w:uiPriority="31" w:qFormat="1"/>
     <w:lsdException w:name="Intense Reference" w:uiPriority="32" w:qFormat="1"/>
     <w:lsdException w:name="Book Title" w:uiPriority="33" w:qFormat="1"/>
-    <w:lsdException w:name="Bibliography" w:semiHidden="1" w:uiPriority="37" w:unhideWhenUsed="1"/>
-    <w:lsdException w:name="TOC Heading" w:semiHidden="1" w:uiPriority="39" w:unhideWhenUsed="1" w:qFormat="1"/>
+    <w:lsdException w:name="Bibliography" w:uiPriority="37" w:semiHidden="1" w:unhideWhenUsed="1"/>
+    <w:lsdException w:name="TOC Heading" w:uiPriority="39" w:semiHidden="1" w:unhideWhenUsed="1" w:qFormat="1"/>
     <w:lsdException w:name="Plain Table 1" w:uiPriority="41"/>
     <w:lsdException w:name="Plain Table 2" w:uiPriority="42"/>
     <w:lsdException w:name="Plain Table 3" w:uiPriority="43"/>
@@ -766,15 +4390,348 @@
     <w:lsdException w:name="Hashtag" w:semiHidden="1" w:unhideWhenUsed="1"/>
     <w:lsdException w:name="Unresolved Mention" w:semiHidden="1" w:unhideWhenUsed="1"/>
   </w:latentStyles>
-  <w:style w:type="paragraph" w:default="1" w:styleId="Standard">
+  <w:style w:type="paragraph" w:styleId="Normal" w:default="1">
     <w:name w:val="Normal"/>
     <w:qFormat/>
+    <w:pPr>
+      <w:widowControl/>
+      <w:suppressAutoHyphens w:val="true"/>
+      <w:bidi w:val="0"/>
+      <w:spacing w:lineRule="auto" w:line="259" w:before="0" w:after="160"/>
+      <w:jc w:val="start"/>
+    </w:pPr>
+    <w:rPr>
+      <w:rFonts w:ascii="Calibri" w:hAnsi="Calibri" w:eastAsia="Calibri" w:cs="" w:asciiTheme="minorHAnsi" w:cstheme="minorBidi" w:eastAsiaTheme="minorHAnsi" w:hAnsiTheme="minorHAnsi"/>
+      <w:color w:val="auto"/>
+      <w:kern w:val="0"/>
+      <w:sz w:val="22"/>
+      <w:szCs w:val="22"/>
+      <w:lang w:val="de-DE" w:eastAsia="en-US" w:bidi="ar-SA"/>
+    </w:rPr>
   </w:style>
-  <w:style w:type="character" w:default="1" w:styleId="Absatz-Standardschriftart">
+  <w:style w:type="paragraph" w:styleId="Heading1">
+    <w:name w:val="heading 1"/>
+    <w:basedOn w:val="berschriftuser"/>
+    <w:next w:val="BodyText"/>
+    <w:qFormat/>
+    <w:pPr>
+      <w:spacing w:before="240" w:after="120"/>
+      <w:outlineLvl w:val="0"/>
+    </w:pPr>
+    <w:rPr>
+      <w:rFonts w:ascii="Liberation Serif" w:hAnsi="Liberation Serif" w:eastAsia="Segoe UI" w:cs="Tahoma"/>
+      <w:b/>
+      <w:bCs/>
+      <w:sz w:val="48"/>
+      <w:szCs w:val="48"/>
+    </w:rPr>
+  </w:style>
+  <w:style w:type="paragraph" w:styleId="Heading2">
+    <w:name w:val="heading 2"/>
+    <w:basedOn w:val="berschriftuser"/>
+    <w:next w:val="BodyText"/>
+    <w:qFormat/>
+    <w:pPr>
+      <w:spacing w:before="200" w:after="120"/>
+      <w:outlineLvl w:val="1"/>
+    </w:pPr>
+    <w:rPr>
+      <w:rFonts w:ascii="Liberation Serif" w:hAnsi="Liberation Serif" w:eastAsia="Segoe UI" w:cs="Tahoma"/>
+      <w:b/>
+      <w:bCs/>
+      <w:sz w:val="36"/>
+      <w:szCs w:val="36"/>
+    </w:rPr>
+  </w:style>
+  <w:style w:type="paragraph" w:styleId="Heading3">
+    <w:name w:val="heading 3"/>
+    <w:basedOn w:val="berschrift"/>
+    <w:next w:val="BodyText"/>
+    <w:qFormat/>
+    <w:pPr>
+      <w:numPr>
+        <w:ilvl w:val="2"/>
+        <w:numId w:val="1"/>
+      </w:numPr>
+      <w:spacing w:before="140" w:after="120"/>
+      <w:outlineLvl w:val="2"/>
+    </w:pPr>
+    <w:rPr>
+      <w:b/>
+      <w:bCs/>
+      <w:sz w:val="28"/>
+      <w:szCs w:val="28"/>
+    </w:rPr>
+  </w:style>
+  <w:style w:type="character" w:styleId="DefaultParagraphFont" w:default="1">
     <w:name w:val="Default Paragraph Font"/>
     <w:uiPriority w:val="1"/>
     <w:semiHidden/>
     <w:unhideWhenUsed/>
+    <w:qFormat/>
+    <w:rPr/>
+  </w:style>
+  <w:style w:type="character" w:styleId="Strong">
+    <w:name w:val="Strong"/>
+    <w:basedOn w:val="DefaultParagraphFont"/>
+    <w:uiPriority w:val="22"/>
+    <w:qFormat/>
+    <w:rsid w:val="00a515b9"/>
+    <w:rPr>
+      <w:b/>
+      <w:bCs/>
+    </w:rPr>
+  </w:style>
+  <w:style w:type="character" w:styleId="HTMLVorformatiertZchn" w:customStyle="1">
+    <w:name w:val="HTML Vorformatiert Zchn"/>
+    <w:basedOn w:val="DefaultParagraphFont"/>
+    <w:link w:val="HTMLPreformatted"/>
+    <w:uiPriority w:val="99"/>
+    <w:semiHidden/>
+    <w:qFormat/>
+    <w:rsid w:val="009163a7"/>
+    <w:rPr>
+      <w:rFonts w:ascii="Courier New" w:hAnsi="Courier New" w:eastAsia="Times New Roman" w:cs="Courier New"/>
+      <w:sz w:val="20"/>
+      <w:szCs w:val="20"/>
+      <w:lang w:eastAsia="de-DE"/>
+    </w:rPr>
+  </w:style>
+  <w:style w:type="character" w:styleId="t" w:customStyle="1">
+    <w:name w:val="ͼt"/>
+    <w:basedOn w:val="DefaultParagraphFont"/>
+    <w:qFormat/>
+    <w:rsid w:val="009163a7"/>
+    <w:rPr/>
+  </w:style>
+  <w:style w:type="character" w:styleId="Quelltextuser">
+    <w:name w:val="Quelltext (user)"/>
+    <w:qFormat/>
+    <w:rPr>
+      <w:rFonts w:ascii="Liberation Mono" w:hAnsi="Liberation Mono" w:eastAsia="Liberation Mono" w:cs="Liberation Mono"/>
+    </w:rPr>
+  </w:style>
+  <w:style w:type="character" w:styleId="Aufzhlungszeichen">
+    <w:name w:val="Aufzählungszeichen"/>
+    <w:qFormat/>
+    <w:rPr>
+      <w:rFonts w:ascii="OpenSymbol" w:hAnsi="OpenSymbol" w:eastAsia="OpenSymbol" w:cs="OpenSymbol"/>
+    </w:rPr>
+  </w:style>
+  <w:style w:type="paragraph" w:styleId="berschrift">
+    <w:name w:val="Überschrift"/>
+    <w:basedOn w:val="Normal"/>
+    <w:next w:val="BodyText"/>
+    <w:qFormat/>
+    <w:pPr>
+      <w:keepNext w:val="true"/>
+      <w:spacing w:before="240" w:after="120"/>
+    </w:pPr>
+    <w:rPr>
+      <w:rFonts w:ascii="Liberation Sans" w:hAnsi="Liberation Sans" w:eastAsia="Microsoft YaHei" w:cs="Lucida Sans"/>
+      <w:sz w:val="28"/>
+      <w:szCs w:val="28"/>
+    </w:rPr>
+  </w:style>
+  <w:style w:type="paragraph" w:styleId="BodyText">
+    <w:name w:val="Body Text"/>
+    <w:basedOn w:val="Normal"/>
+    <w:pPr>
+      <w:spacing w:lineRule="auto" w:line="276" w:before="0" w:after="140"/>
+    </w:pPr>
+    <w:rPr/>
+  </w:style>
+  <w:style w:type="paragraph" w:styleId="List">
+    <w:name w:val="List"/>
+    <w:basedOn w:val="BodyText"/>
+    <w:pPr/>
+    <w:rPr>
+      <w:rFonts w:cs="Lucida Sans"/>
+    </w:rPr>
+  </w:style>
+  <w:style w:type="paragraph" w:styleId="Caption">
+    <w:name w:val="caption"/>
+    <w:basedOn w:val="Normal"/>
+    <w:qFormat/>
+    <w:pPr>
+      <w:suppressLineNumbers/>
+      <w:spacing w:before="120" w:after="120"/>
+    </w:pPr>
+    <w:rPr>
+      <w:rFonts w:cs="Lucida Sans"/>
+      <w:i/>
+      <w:iCs/>
+      <w:sz w:val="24"/>
+      <w:szCs w:val="24"/>
+    </w:rPr>
+  </w:style>
+  <w:style w:type="paragraph" w:styleId="Verzeichnis">
+    <w:name w:val="Verzeichnis"/>
+    <w:basedOn w:val="Normal"/>
+    <w:qFormat/>
+    <w:pPr>
+      <w:suppressLineNumbers/>
+    </w:pPr>
+    <w:rPr>
+      <w:rFonts w:cs="Lucida Sans"/>
+    </w:rPr>
+  </w:style>
+  <w:style w:type="paragraph" w:styleId="berschriftuser">
+    <w:name w:val="Überschrift (user)"/>
+    <w:basedOn w:val="Normal"/>
+    <w:next w:val="BodyText"/>
+    <w:qFormat/>
+    <w:pPr>
+      <w:keepNext w:val="true"/>
+      <w:spacing w:before="240" w:after="120"/>
+    </w:pPr>
+    <w:rPr>
+      <w:rFonts w:ascii="Liberation Sans" w:hAnsi="Liberation Sans" w:eastAsia="Microsoft YaHei" w:cs="Lucida Sans"/>
+      <w:sz w:val="28"/>
+      <w:szCs w:val="28"/>
+    </w:rPr>
+  </w:style>
+  <w:style w:type="paragraph" w:styleId="Verzeichnisuser">
+    <w:name w:val="Verzeichnis (user)"/>
+    <w:basedOn w:val="Normal"/>
+    <w:qFormat/>
+    <w:pPr>
+      <w:suppressLineNumbers/>
+    </w:pPr>
+    <w:rPr>
+      <w:rFonts w:cs="Lucida Sans"/>
+    </w:rPr>
+  </w:style>
+  <w:style w:type="paragraph" w:styleId="NormalWeb">
+    <w:name w:val="Normal (Web)"/>
+    <w:basedOn w:val="Normal"/>
+    <w:uiPriority w:val="99"/>
+    <w:semiHidden/>
+    <w:unhideWhenUsed/>
+    <w:qFormat/>
+    <w:rsid w:val="00a515b9"/>
+    <w:pPr>
+      <w:spacing w:lineRule="auto" w:line="240" w:beforeAutospacing="1" w:afterAutospacing="1"/>
+    </w:pPr>
+    <w:rPr>
+      <w:rFonts w:ascii="Times New Roman" w:hAnsi="Times New Roman" w:eastAsia="Times New Roman" w:cs="Times New Roman"/>
+      <w:sz w:val="24"/>
+      <w:szCs w:val="24"/>
+      <w:lang w:eastAsia="de-DE"/>
+    </w:rPr>
+  </w:style>
+  <w:style w:type="paragraph" w:styleId="pdq2pgselectionanchorcontainer" w:customStyle="1">
+    <w:name w:val="pdq2pg_selectionanchorcontainer"/>
+    <w:basedOn w:val="Normal"/>
+    <w:qFormat/>
+    <w:rsid w:val="009163a7"/>
+    <w:pPr>
+      <w:spacing w:lineRule="auto" w:line="240" w:beforeAutospacing="1" w:afterAutospacing="1"/>
+    </w:pPr>
+    <w:rPr>
+      <w:rFonts w:ascii="Times New Roman" w:hAnsi="Times New Roman" w:eastAsia="Times New Roman" w:cs="Times New Roman"/>
+      <w:sz w:val="24"/>
+      <w:szCs w:val="24"/>
+      <w:lang w:eastAsia="de-DE"/>
+    </w:rPr>
+  </w:style>
+  <w:style w:type="paragraph" w:styleId="HTMLPreformatted">
+    <w:name w:val="HTML Preformatted"/>
+    <w:basedOn w:val="Normal"/>
+    <w:link w:val="HTMLVorformatiertZchn"/>
+    <w:uiPriority w:val="99"/>
+    <w:semiHidden/>
+    <w:unhideWhenUsed/>
+    <w:qFormat/>
+    <w:rsid w:val="009163a7"/>
+    <w:pPr>
+      <w:tabs>
+        <w:tab w:val="clear" w:pos="708"/>
+        <w:tab w:val="left" w:pos="916" w:leader="none"/>
+        <w:tab w:val="left" w:pos="1832" w:leader="none"/>
+        <w:tab w:val="left" w:pos="2748" w:leader="none"/>
+        <w:tab w:val="left" w:pos="3664" w:leader="none"/>
+        <w:tab w:val="left" w:pos="4580" w:leader="none"/>
+        <w:tab w:val="left" w:pos="5496" w:leader="none"/>
+        <w:tab w:val="left" w:pos="6412" w:leader="none"/>
+        <w:tab w:val="left" w:pos="7328" w:leader="none"/>
+        <w:tab w:val="left" w:pos="8244" w:leader="none"/>
+        <w:tab w:val="left" w:pos="9160" w:leader="none"/>
+        <w:tab w:val="left" w:pos="10076" w:leader="none"/>
+        <w:tab w:val="left" w:pos="10992" w:leader="none"/>
+        <w:tab w:val="left" w:pos="11908" w:leader="none"/>
+        <w:tab w:val="left" w:pos="12824" w:leader="none"/>
+        <w:tab w:val="left" w:pos="13740" w:leader="none"/>
+        <w:tab w:val="left" w:pos="14656" w:leader="none"/>
+      </w:tabs>
+      <w:spacing w:lineRule="auto" w:line="240" w:before="0" w:after="0"/>
+    </w:pPr>
+    <w:rPr>
+      <w:rFonts w:ascii="Courier New" w:hAnsi="Courier New" w:eastAsia="Times New Roman" w:cs="Courier New"/>
+      <w:sz w:val="20"/>
+      <w:szCs w:val="20"/>
+      <w:lang w:eastAsia="de-DE"/>
+    </w:rPr>
+  </w:style>
+  <w:style w:type="paragraph" w:styleId="VorformatierterTextuser">
+    <w:name w:val="Vorformatierter Text (user)"/>
+    <w:basedOn w:val="Normal"/>
+    <w:qFormat/>
+    <w:pPr>
+      <w:spacing w:before="0" w:after="0"/>
+    </w:pPr>
+    <w:rPr>
+      <w:rFonts w:ascii="Liberation Mono" w:hAnsi="Liberation Mono" w:eastAsia="Liberation Mono" w:cs="Liberation Mono"/>
+      <w:sz w:val="20"/>
+      <w:szCs w:val="20"/>
+    </w:rPr>
+  </w:style>
+  <w:style w:type="paragraph" w:styleId="HorizontaleLinieuser">
+    <w:name w:val="Horizontale Linie (user)"/>
+    <w:basedOn w:val="Normal"/>
+    <w:next w:val="BodyText"/>
+    <w:qFormat/>
+    <w:pPr>
+      <w:suppressLineNumbers/>
+      <w:pBdr>
+        <w:bottom w:val="double" w:sz="2" w:space="0" w:color="808080"/>
+      </w:pBdr>
+      <w:spacing w:before="0" w:after="283"/>
+    </w:pPr>
+    <w:rPr>
+      <w:sz w:val="12"/>
+      <w:szCs w:val="12"/>
+    </w:rPr>
+  </w:style>
+  <w:style w:type="paragraph" w:styleId="Tabelleninhaltuser">
+    <w:name w:val="Tabelleninhalt (user)"/>
+    <w:basedOn w:val="Normal"/>
+    <w:qFormat/>
+    <w:pPr>
+      <w:widowControl w:val="false"/>
+      <w:suppressLineNumbers/>
+    </w:pPr>
+    <w:rPr/>
+  </w:style>
+  <w:style w:type="paragraph" w:styleId="Tabellenberschriftuser">
+    <w:name w:val="Tabellenüberschrift (user)"/>
+    <w:basedOn w:val="Tabelleninhaltuser"/>
+    <w:qFormat/>
+    <w:pPr>
+      <w:suppressLineNumbers/>
+      <w:jc w:val="center"/>
+    </w:pPr>
+    <w:rPr>
+      <w:b/>
+      <w:bCs/>
+    </w:rPr>
+  </w:style>
+  <w:style w:type="numbering" w:styleId="KeineListeuser" w:default="1">
+    <w:name w:val="Keine Liste (user)"/>
+    <w:uiPriority w:val="99"/>
+    <w:semiHidden/>
+    <w:unhideWhenUsed/>
+    <w:qFormat/>
   </w:style>
   <w:style w:type="table" w:default="1" w:styleId="NormaleTabelle">
     <w:name w:val="Normal Table"/>
@@ -782,7 +4739,6 @@
     <w:semiHidden/>
     <w:unhideWhenUsed/>
     <w:tblPr>
-      <w:tblInd w:w="0" w:type="dxa"/>
       <w:tblCellMar>
         <w:top w:w="0" w:type="dxa"/>
         <w:left w:w="108" w:type="dxa"/>
@@ -791,121 +4747,18 @@
       </w:tblCellMar>
     </w:tblPr>
   </w:style>
-  <w:style w:type="numbering" w:default="1" w:styleId="KeineListe">
-    <w:name w:val="No List"/>
-    <w:uiPriority w:val="99"/>
-    <w:semiHidden/>
-    <w:unhideWhenUsed/>
-  </w:style>
-  <w:style w:type="paragraph" w:styleId="StandardWeb">
-    <w:name w:val="Normal (Web)"/>
-    <w:basedOn w:val="Standard"/>
-    <w:uiPriority w:val="99"/>
-    <w:semiHidden/>
-    <w:unhideWhenUsed/>
-    <w:rsid w:val="00A515B9"/>
-    <w:pPr>
-      <w:spacing w:before="100" w:beforeAutospacing="1" w:after="100" w:afterAutospacing="1" w:line="240" w:lineRule="auto"/>
-    </w:pPr>
-    <w:rPr>
-      <w:rFonts w:ascii="Times New Roman" w:eastAsia="Times New Roman" w:hAnsi="Times New Roman" w:cs="Times New Roman"/>
-      <w:sz w:val="24"/>
-      <w:szCs w:val="24"/>
-      <w:lang w:eastAsia="de-DE"/>
-    </w:rPr>
-  </w:style>
-  <w:style w:type="character" w:styleId="Fett">
-    <w:name w:val="Strong"/>
-    <w:basedOn w:val="Absatz-Standardschriftart"/>
-    <w:uiPriority w:val="22"/>
-    <w:qFormat/>
-    <w:rsid w:val="00A515B9"/>
-    <w:rPr>
-      <w:b/>
-      <w:bCs/>
-    </w:rPr>
-  </w:style>
-  <w:style w:type="paragraph" w:customStyle="1" w:styleId="pdq2pgselectionanchorcontainer">
-    <w:name w:val="pdq2pg_selectionanchorcontainer"/>
-    <w:basedOn w:val="Standard"/>
-    <w:rsid w:val="009163A7"/>
-    <w:pPr>
-      <w:spacing w:before="100" w:beforeAutospacing="1" w:after="100" w:afterAutospacing="1" w:line="240" w:lineRule="auto"/>
-    </w:pPr>
-    <w:rPr>
-      <w:rFonts w:ascii="Times New Roman" w:eastAsia="Times New Roman" w:hAnsi="Times New Roman" w:cs="Times New Roman"/>
-      <w:sz w:val="24"/>
-      <w:szCs w:val="24"/>
-      <w:lang w:eastAsia="de-DE"/>
-    </w:rPr>
-  </w:style>
-  <w:style w:type="paragraph" w:styleId="HTMLVorformatiert">
-    <w:name w:val="HTML Preformatted"/>
-    <w:basedOn w:val="Standard"/>
-    <w:link w:val="HTMLVorformatiertZchn"/>
-    <w:uiPriority w:val="99"/>
-    <w:semiHidden/>
-    <w:unhideWhenUsed/>
-    <w:rsid w:val="009163A7"/>
-    <w:pPr>
-      <w:tabs>
-        <w:tab w:val="left" w:pos="916"/>
-        <w:tab w:val="left" w:pos="1832"/>
-        <w:tab w:val="left" w:pos="2748"/>
-        <w:tab w:val="left" w:pos="3664"/>
-        <w:tab w:val="left" w:pos="4580"/>
-        <w:tab w:val="left" w:pos="5496"/>
-        <w:tab w:val="left" w:pos="6412"/>
-        <w:tab w:val="left" w:pos="7328"/>
-        <w:tab w:val="left" w:pos="8244"/>
-        <w:tab w:val="left" w:pos="9160"/>
-        <w:tab w:val="left" w:pos="10076"/>
-        <w:tab w:val="left" w:pos="10992"/>
-        <w:tab w:val="left" w:pos="11908"/>
-        <w:tab w:val="left" w:pos="12824"/>
-        <w:tab w:val="left" w:pos="13740"/>
-        <w:tab w:val="left" w:pos="14656"/>
-      </w:tabs>
-      <w:spacing w:after="0" w:line="240" w:lineRule="auto"/>
-    </w:pPr>
-    <w:rPr>
-      <w:rFonts w:ascii="Courier New" w:eastAsia="Times New Roman" w:hAnsi="Courier New" w:cs="Courier New"/>
-      <w:sz w:val="20"/>
-      <w:szCs w:val="20"/>
-      <w:lang w:eastAsia="de-DE"/>
-    </w:rPr>
-  </w:style>
-  <w:style w:type="character" w:customStyle="1" w:styleId="HTMLVorformatiertZchn">
-    <w:name w:val="HTML Vorformatiert Zchn"/>
-    <w:basedOn w:val="Absatz-Standardschriftart"/>
-    <w:link w:val="HTMLVorformatiert"/>
-    <w:uiPriority w:val="99"/>
-    <w:semiHidden/>
-    <w:rsid w:val="009163A7"/>
-    <w:rPr>
-      <w:rFonts w:ascii="Courier New" w:eastAsia="Times New Roman" w:hAnsi="Courier New" w:cs="Courier New"/>
-      <w:sz w:val="20"/>
-      <w:szCs w:val="20"/>
-      <w:lang w:eastAsia="de-DE"/>
-    </w:rPr>
-  </w:style>
-  <w:style w:type="character" w:customStyle="1" w:styleId="t">
-    <w:name w:val="ͼt"/>
-    <w:basedOn w:val="Absatz-Standardschriftart"/>
-    <w:rsid w:val="009163A7"/>
-  </w:style>
 </w:styles>
 </file>
 
 <file path=word/theme/theme1.xml><?xml version="1.0" encoding="utf-8"?>
-<a:theme xmlns:a="http://schemas.openxmlformats.org/drawingml/2006/main" name="Office">
+<a:theme xmlns:a="http://schemas.openxmlformats.org/drawingml/2006/main" xmlns:r="http://schemas.openxmlformats.org/officeDocument/2006/relationships" name="Office">
   <a:themeElements>
     <a:clrScheme name="Office">
       <a:dk1>
-        <a:sysClr val="windowText" lastClr="000000"/>
+        <a:srgbClr val="000000"/>
       </a:dk1>
       <a:lt1>
-        <a:sysClr val="window" lastClr="FFFFFF"/>
+        <a:srgbClr val="FFFFFF"/>
       </a:lt1>
       <a:dk2>
         <a:srgbClr val="44546A"/>
@@ -940,153 +4793,55 @@
     </a:clrScheme>
     <a:fontScheme name="Office">
       <a:majorFont>
-        <a:latin typeface="Calibri Light" panose="020F0302020204030204"/>
+        <a:latin typeface="Calibri Light" panose="020F0302020204030204" pitchFamily="0" charset="1"/>
         <a:ea typeface=""/>
         <a:cs typeface=""/>
-        <a:font script="Jpan" typeface="游ゴシック Light"/>
-        <a:font script="Hang" typeface="맑은 고딕"/>
-        <a:font script="Hans" typeface="等线 Light"/>
-        <a:font script="Hant" typeface="新細明體"/>
-        <a:font script="Arab" typeface="Times New Roman"/>
-        <a:font script="Hebr" typeface="Times New Roman"/>
-        <a:font script="Thai" typeface="Angsana New"/>
-        <a:font script="Ethi" typeface="Nyala"/>
-        <a:font script="Beng" typeface="Vrinda"/>
-        <a:font script="Gujr" typeface="Shruti"/>
-        <a:font script="Khmr" typeface="MoolBoran"/>
-        <a:font script="Knda" typeface="Tunga"/>
-        <a:font script="Guru" typeface="Raavi"/>
-        <a:font script="Cans" typeface="Euphemia"/>
-        <a:font script="Cher" typeface="Plantagenet Cherokee"/>
-        <a:font script="Yiii" typeface="Microsoft Yi Baiti"/>
-        <a:font script="Tibt" typeface="Microsoft Himalaya"/>
-        <a:font script="Thaa" typeface="MV Boli"/>
-        <a:font script="Deva" typeface="Mangal"/>
-        <a:font script="Telu" typeface="Gautami"/>
-        <a:font script="Taml" typeface="Latha"/>
-        <a:font script="Syrc" typeface="Estrangelo Edessa"/>
-        <a:font script="Orya" typeface="Kalinga"/>
-        <a:font script="Mlym" typeface="Kartika"/>
-        <a:font script="Laoo" typeface="DokChampa"/>
-        <a:font script="Sinh" typeface="Iskoola Pota"/>
-        <a:font script="Mong" typeface="Mongolian Baiti"/>
-        <a:font script="Viet" typeface="Times New Roman"/>
-        <a:font script="Uigh" typeface="Microsoft Uighur"/>
-        <a:font script="Geor" typeface="Sylfaen"/>
-        <a:font script="Armn" typeface="Arial"/>
-        <a:font script="Bugi" typeface="Leelawadee UI"/>
-        <a:font script="Bopo" typeface="Microsoft JhengHei"/>
-        <a:font script="Java" typeface="Javanese Text"/>
-        <a:font script="Lisu" typeface="Segoe UI"/>
-        <a:font script="Mymr" typeface="Myanmar Text"/>
-        <a:font script="Nkoo" typeface="Ebrima"/>
-        <a:font script="Olck" typeface="Nirmala UI"/>
-        <a:font script="Osma" typeface="Ebrima"/>
-        <a:font script="Phag" typeface="Phagspa"/>
-        <a:font script="Syrn" typeface="Estrangelo Edessa"/>
-        <a:font script="Syrj" typeface="Estrangelo Edessa"/>
-        <a:font script="Syre" typeface="Estrangelo Edessa"/>
-        <a:font script="Sora" typeface="Nirmala UI"/>
-        <a:font script="Tale" typeface="Microsoft Tai Le"/>
-        <a:font script="Talu" typeface="Microsoft New Tai Lue"/>
-        <a:font script="Tfng" typeface="Ebrima"/>
       </a:majorFont>
       <a:minorFont>
-        <a:latin typeface="Calibri" panose="020F0502020204030204"/>
+        <a:latin typeface="Calibri" panose="020F0502020204030204" pitchFamily="0" charset="1"/>
         <a:ea typeface=""/>
         <a:cs typeface=""/>
-        <a:font script="Jpan" typeface="游明朝"/>
-        <a:font script="Hang" typeface="맑은 고딕"/>
-        <a:font script="Hans" typeface="等线"/>
-        <a:font script="Hant" typeface="新細明體"/>
-        <a:font script="Arab" typeface="Arial"/>
-        <a:font script="Hebr" typeface="Arial"/>
-        <a:font script="Thai" typeface="Cordia New"/>
-        <a:font script="Ethi" typeface="Nyala"/>
-        <a:font script="Beng" typeface="Vrinda"/>
-        <a:font script="Gujr" typeface="Shruti"/>
-        <a:font script="Khmr" typeface="DaunPenh"/>
-        <a:font script="Knda" typeface="Tunga"/>
-        <a:font script="Guru" typeface="Raavi"/>
-        <a:font script="Cans" typeface="Euphemia"/>
-        <a:font script="Cher" typeface="Plantagenet Cherokee"/>
-        <a:font script="Yiii" typeface="Microsoft Yi Baiti"/>
-        <a:font script="Tibt" typeface="Microsoft Himalaya"/>
-        <a:font script="Thaa" typeface="MV Boli"/>
-        <a:font script="Deva" typeface="Mangal"/>
-        <a:font script="Telu" typeface="Gautami"/>
-        <a:font script="Taml" typeface="Latha"/>
-        <a:font script="Syrc" typeface="Estrangelo Edessa"/>
-        <a:font script="Orya" typeface="Kalinga"/>
-        <a:font script="Mlym" typeface="Kartika"/>
-        <a:font script="Laoo" typeface="DokChampa"/>
-        <a:font script="Sinh" typeface="Iskoola Pota"/>
-        <a:font script="Mong" typeface="Mongolian Baiti"/>
-        <a:font script="Viet" typeface="Arial"/>
-        <a:font script="Uigh" typeface="Microsoft Uighur"/>
-        <a:font script="Geor" typeface="Sylfaen"/>
-        <a:font script="Armn" typeface="Arial"/>
-        <a:font script="Bugi" typeface="Leelawadee UI"/>
-        <a:font script="Bopo" typeface="Microsoft JhengHei"/>
-        <a:font script="Java" typeface="Javanese Text"/>
-        <a:font script="Lisu" typeface="Segoe UI"/>
-        <a:font script="Mymr" typeface="Myanmar Text"/>
-        <a:font script="Nkoo" typeface="Ebrima"/>
-        <a:font script="Olck" typeface="Nirmala UI"/>
-        <a:font script="Osma" typeface="Ebrima"/>
-        <a:font script="Phag" typeface="Phagspa"/>
-        <a:font script="Syrn" typeface="Estrangelo Edessa"/>
-        <a:font script="Syrj" typeface="Estrangelo Edessa"/>
-        <a:font script="Syre" typeface="Estrangelo Edessa"/>
-        <a:font script="Sora" typeface="Nirmala UI"/>
-        <a:font script="Tale" typeface="Microsoft Tai Le"/>
-        <a:font script="Talu" typeface="Microsoft New Tai Lue"/>
-        <a:font script="Tfng" typeface="Ebrima"/>
       </a:minorFont>
     </a:fontScheme>
-    <a:fmtScheme name="Office">
+    <a:fmtScheme>
       <a:fillStyleLst>
         <a:solidFill>
           <a:schemeClr val="phClr"/>
         </a:solidFill>
-        <a:gradFill rotWithShape="1">
+        <a:gradFill>
           <a:gsLst>
             <a:gs pos="0">
               <a:schemeClr val="phClr">
                 <a:lumMod val="110000"/>
-                <a:satMod val="105000"/>
                 <a:tint val="67000"/>
               </a:schemeClr>
             </a:gs>
             <a:gs pos="50000">
               <a:schemeClr val="phClr">
                 <a:lumMod val="105000"/>
-                <a:satMod val="103000"/>
                 <a:tint val="73000"/>
               </a:schemeClr>
             </a:gs>
             <a:gs pos="100000">
               <a:schemeClr val="phClr">
                 <a:lumMod val="105000"/>
-                <a:satMod val="109000"/>
                 <a:tint val="81000"/>
               </a:schemeClr>
             </a:gs>
           </a:gsLst>
           <a:lin ang="5400000" scaled="0"/>
+          <a:tileRect l="0" t="0" r="0" b="0"/>
         </a:gradFill>
-        <a:gradFill rotWithShape="1">
+        <a:gradFill>
           <a:gsLst>
             <a:gs pos="0">
               <a:schemeClr val="phClr">
-                <a:satMod val="103000"/>
                 <a:lumMod val="102000"/>
                 <a:tint val="94000"/>
               </a:schemeClr>
             </a:gs>
             <a:gs pos="50000">
               <a:schemeClr val="phClr">
-                <a:satMod val="110000"/>
                 <a:lumMod val="100000"/>
                 <a:shade val="100000"/>
               </a:schemeClr>
@@ -1094,33 +4849,24 @@
             <a:gs pos="100000">
               <a:schemeClr val="phClr">
                 <a:lumMod val="99000"/>
-                <a:satMod val="120000"/>
                 <a:shade val="78000"/>
               </a:schemeClr>
             </a:gs>
           </a:gsLst>
           <a:lin ang="5400000" scaled="0"/>
+          <a:tileRect l="0" t="0" r="0" b="0"/>
         </a:gradFill>
       </a:fillStyleLst>
       <a:lnStyleLst>
         <a:ln w="6350" cap="flat" cmpd="sng" algn="ctr">
-          <a:solidFill>
-            <a:schemeClr val="phClr"/>
-          </a:solidFill>
           <a:prstDash val="solid"/>
           <a:miter lim="800000"/>
         </a:ln>
         <a:ln w="12700" cap="flat" cmpd="sng" algn="ctr">
-          <a:solidFill>
-            <a:schemeClr val="phClr"/>
-          </a:solidFill>
           <a:prstDash val="solid"/>
           <a:miter lim="800000"/>
         </a:ln>
         <a:ln w="19050" cap="flat" cmpd="sng" algn="ctr">
-          <a:solidFill>
-            <a:schemeClr val="phClr"/>
-          </a:solidFill>
           <a:prstDash val="solid"/>
           <a:miter lim="800000"/>
         </a:ln>
@@ -1133,13 +4879,7 @@
           <a:effectLst/>
         </a:effectStyle>
         <a:effectStyle>
-          <a:effectLst>
-            <a:outerShdw blurRad="57150" dist="19050" dir="5400000" algn="ctr" rotWithShape="0">
-              <a:srgbClr val="000000">
-                <a:alpha val="63000"/>
-              </a:srgbClr>
-            </a:outerShdw>
-          </a:effectLst>
+          <a:effectLst/>
         </a:effectStyle>
       </a:effectStyleLst>
       <a:bgFillStyleLst>
@@ -1149,15 +4889,13 @@
         <a:solidFill>
           <a:schemeClr val="phClr">
             <a:tint val="95000"/>
-            <a:satMod val="170000"/>
           </a:schemeClr>
         </a:solidFill>
-        <a:gradFill rotWithShape="1">
+        <a:gradFill>
           <a:gsLst>
             <a:gs pos="0">
               <a:schemeClr val="phClr">
                 <a:tint val="93000"/>
-                <a:satMod val="150000"/>
                 <a:shade val="98000"/>
                 <a:lumMod val="102000"/>
               </a:schemeClr>
@@ -1165,7 +4903,6 @@
             <a:gs pos="50000">
               <a:schemeClr val="phClr">
                 <a:tint val="98000"/>
-                <a:satMod val="130000"/>
                 <a:shade val="90000"/>
                 <a:lumMod val="103000"/>
               </a:schemeClr>
@@ -1173,21 +4910,14 @@
             <a:gs pos="100000">
               <a:schemeClr val="phClr">
                 <a:shade val="63000"/>
-                <a:satMod val="120000"/>
               </a:schemeClr>
             </a:gs>
           </a:gsLst>
           <a:lin ang="5400000" scaled="0"/>
+          <a:tileRect l="0" t="0" r="0" b="0"/>
         </a:gradFill>
       </a:bgFillStyleLst>
     </a:fmtScheme>
   </a:themeElements>
-  <a:objectDefaults/>
-  <a:extraClrSchemeLst/>
-  <a:extLst>
-    <a:ext uri="{05A4C25C-085E-4340-85A3-A5531E510DB2}">
-      <thm15:themeFamily xmlns:thm15="http://schemas.microsoft.com/office/thememl/2012/main" name="Office Theme" id="{62F939B6-93AF-4DB8-9C6B-D6C7DFDC589F}" vid="{4A3C46E8-61CC-4603-A589-7422A47A8E4A}"/>
-    </a:ext>
-  </a:extLst>
 </a:theme>
 </file>